--- a/downloads/student/ai-2-week-30.docx
+++ b/downloads/student/ai-2-week-30.docx
@@ -1753,6 +1753,16 @@
     <w:p>
       <w:r>
         <w:t>This toy machine has no retry path; do not invent one or assume real agents always follow these states.</w:t>
+      </w:r>
+    </w:p>
+    <w:p>
+      <w:r>
+        <w:t>Read the labelled picture: Can the assistant accept Trace B because its final state is done?</w:t>
+      </w:r>
+    </w:p>
+    <w:p>
+      <w:r>
+        <w:t>Change one thing: Add a review state between checking and done, without updating Trace A. Predict the result before checking the explanation. What remains the same?</w:t>
       </w:r>
     </w:p>
     <w:p>
@@ -3820,6 +3830,187 @@
     <w:p>
       <w:r>
         <w:t>Attempt the independent case before hints. Record whether you worked alone, used a hint or followed a model. After feedback, fix the first unsupported step and explain why it changed. A later check uses a changed case, not a copied answer.</w:t>
+      </w:r>
+    </w:p>
+    <w:p>
+      <w:pPr>
+        <w:pStyle w:val="Heading1"/>
+      </w:pPr>
+      <w:r>
+        <w:t>15. Your lesson route</w:t>
+      </w:r>
+    </w:p>
+    <w:p>
+      <w:r>
+        <w:t>Start with this question: A fictional read-only catalogue assistant follows a fixed state machine.</w:t>
+      </w:r>
+    </w:p>
+    <w:tbl>
+      <w:tblPr>
+        <w:tblStyle w:val="LightShading-Accent1"/>
+        <w:tblW w:type="auto" w:w="0"/>
+        <w:tblLook w:firstColumn="1" w:firstRow="1" w:lastColumn="0" w:lastRow="0" w:noHBand="0" w:noVBand="1" w:val="04A0"/>
+      </w:tblPr>
+      <w:tblGrid>
+        <w:gridCol w:w="5112"/>
+        <w:gridCol w:w="5112"/>
+      </w:tblGrid>
+      <w:tr>
+        <w:trPr>
+          <w:tblHeader/>
+        </w:trPr>
+        <w:tc>
+          <w:tcPr>
+            <w:tcW w:type="dxa" w:w="5112"/>
+          </w:tcPr>
+          <w:p>
+            <w:r>
+              <w:t>By the end, I can</w:t>
+            </w:r>
+          </w:p>
+        </w:tc>
+        <w:tc>
+          <w:tcPr>
+            <w:tcW w:type="dxa" w:w="5112"/>
+          </w:tcPr>
+          <w:p>
+            <w:r>
+              <w:t>How I will show it</w:t>
+            </w:r>
+          </w:p>
+        </w:tc>
+      </w:tr>
+      <w:tr>
+        <w:tc>
+          <w:tcPr>
+            <w:tcW w:type="dxa" w:w="5112"/>
+          </w:tcPr>
+          <w:p>
+            <w:r>
+              <w:t>Explain the mechanism and terminology of state machines for bounded agents</w:t>
+            </w:r>
+          </w:p>
+        </w:tc>
+        <w:tc>
+          <w:tcPr>
+            <w:tcW w:type="dxa" w:w="5112"/>
+          </w:tcPr>
+          <w:p>
+            <w:r>
+              <w:t>Explain the deciding step, show a trace or test, and state one limit.</w:t>
+            </w:r>
+          </w:p>
+        </w:tc>
+      </w:tr>
+      <w:tr>
+        <w:tc>
+          <w:tcPr>
+            <w:tcW w:type="dxa" w:w="5112"/>
+          </w:tcPr>
+          <w:p>
+            <w:r>
+              <w:t>Apply the stated procedure to a new case with a traceable result</w:t>
+            </w:r>
+          </w:p>
+        </w:tc>
+        <w:tc>
+          <w:tcPr>
+            <w:tcW w:type="dxa" w:w="5112"/>
+          </w:tcPr>
+          <w:p>
+            <w:r>
+              <w:t>Explain the deciding step, show a trace or test, and state one limit.</w:t>
+            </w:r>
+          </w:p>
+        </w:tc>
+      </w:tr>
+      <w:tr>
+        <w:tc>
+          <w:tcPr>
+            <w:tcW w:type="dxa" w:w="5112"/>
+          </w:tcPr>
+          <w:p>
+            <w:r>
+              <w:t>Identify an assumption or limitation and design a revealing follow-up</w:t>
+            </w:r>
+          </w:p>
+        </w:tc>
+        <w:tc>
+          <w:tcPr>
+            <w:tcW w:type="dxa" w:w="5112"/>
+          </w:tcPr>
+          <w:p>
+            <w:r>
+              <w:t>Explain the deciding step, show a trace or test, and state one limit.</w:t>
+            </w:r>
+          </w:p>
+        </w:tc>
+      </w:tr>
+    </w:tbl>
+    <w:p>
+      <w:r>
+        <w:t>Remember → watch and explain → try with help → investigate → try independently → keep project evidence. Your teacher may spread this lesson across several classes.</w:t>
+      </w:r>
+    </w:p>
+    <w:p>
+      <w:r>
+        <w:t>Keep your first prediction. Compare it with what the evidence shows and explain any change.</w:t>
+      </w:r>
+    </w:p>
+    <w:p>
+      <w:pPr>
+        <w:pStyle w:val="Heading1"/>
+      </w:pPr>
+      <w:r>
+        <w:t>16. Finish and return</w:t>
+      </w:r>
+    </w:p>
+    <w:p>
+      <w:r>
+        <w:t>Close your notes. Explain this goal in your own words: Explain the mechanism and terminology of state machines for bounded agents</w:t>
+      </w:r>
+    </w:p>
+    <w:p>
+      <w:pPr>
+        <w:pStyle w:val="Heading3"/>
+      </w:pPr>
+      <w:r>
+        <w:t>My deciding step, evidence and one remaining question</w:t>
+      </w:r>
+    </w:p>
+    <w:p>
+      <w:r>
+        <w:t>________________________________________________________________</w:t>
+      </w:r>
+    </w:p>
+    <w:p>
+      <w:r>
+        <w:t>________________________________________________________________</w:t>
+      </w:r>
+    </w:p>
+    <w:p>
+      <w:r>
+        <w:t>________________________________________________________________</w:t>
+      </w:r>
+    </w:p>
+    <w:p>
+      <w:r>
+        <w:t>________________________________________________________________</w:t>
+      </w:r>
+    </w:p>
+    <w:p>
+      <w:r>
+        <w:t>________________________________________________________________</w:t>
+      </w:r>
+    </w:p>
+    <w:p>
+      <w:r>
+        <w:t>If you are unsure, return to the worked picture and explain one arrow. If you are ready, change an input or assumption and justify your prediction.</w:t>
+      </w:r>
+    </w:p>
+    <w:p>
+      <w:r>
+        <w:t>Save your workbook evidence. At the next review, try a different case before opening your old answer.</w:t>
       </w:r>
     </w:p>
     <w:sectPr>

--- a/downloads/student/ai-2-week-30.docx
+++ b/downloads/student/ai-2-week-30.docx
@@ -4011,6 +4011,220 @@
     <w:p>
       <w:r>
         <w:t>Save your workbook evidence. At the next review, try a different case before opening your old answer.</w:t>
+      </w:r>
+    </w:p>
+    <w:p>
+      <w:pPr>
+        <w:pStyle w:val="Heading1"/>
+      </w:pPr>
+      <w:r>
+        <w:t>17. Supported practice, repair and portfolio</w:t>
+      </w:r>
+    </w:p>
+    <w:p>
+      <w:r>
+        <w:t>Use this supported practice once, in the browser or on paper. Keep the reserved independent assessment for a separate first attempt before teacher feedback.</w:t>
+      </w:r>
+    </w:p>
+    <w:p>
+      <w:r>
+        <w:t>A fictional read-only catalogue assistant follows a fixed state machine.</w:t>
+      </w:r>
+    </w:p>
+    <w:p>
+      <w:pPr>
+        <w:pStyle w:val="Heading3"/>
+      </w:pPr>
+      <w:r>
+        <w:t>Practice 1: explain the deciding evidence</w:t>
+      </w:r>
+    </w:p>
+    <w:p>
+      <w:r>
+        <w:t>Which labelled step matches this detail? After done, another search requires a separately defined new run.</w:t>
+      </w:r>
+    </w:p>
+    <w:p>
+      <w:r>
+        <w:t>1. Trace A</w:t>
+      </w:r>
+    </w:p>
+    <w:p>
+      <w:r>
+        <w:t>2. Trace B</w:t>
+      </w:r>
+    </w:p>
+    <w:p>
+      <w:r>
+        <w:t>3. Terminal check</w:t>
+      </w:r>
+    </w:p>
+    <w:p>
+      <w:r>
+        <w:t>4. Declare transitions</w:t>
+      </w:r>
+    </w:p>
+    <w:p>
+      <w:pPr>
+        <w:pStyle w:val="Heading3"/>
+      </w:pPr>
+      <w:r>
+        <w:t>My selected conclusion, deciding fact and explanation</w:t>
+      </w:r>
+    </w:p>
+    <w:p>
+      <w:r>
+        <w:t>________________________________________________________________</w:t>
+      </w:r>
+    </w:p>
+    <w:p>
+      <w:r>
+        <w:t>________________________________________________________________</w:t>
+      </w:r>
+    </w:p>
+    <w:p>
+      <w:r>
+        <w:t>________________________________________________________________</w:t>
+      </w:r>
+    </w:p>
+    <w:p>
+      <w:r>
+        <w:t>________________________________________________________________</w:t>
+      </w:r>
+    </w:p>
+    <w:p>
+      <w:r>
+        <w:t>________________________________________________________________</w:t>
+      </w:r>
+    </w:p>
+    <w:p>
+      <w:r>
+        <w:t>Hint if needed: Read the steps in the pictorial case. Match the supplied detail to the stage that performs or records it.</w:t>
+      </w:r>
+    </w:p>
+    <w:p>
+      <w:r>
+        <w:t>After your attempt, compare with the supported explanation: Terminal check After done, another search requires a separately defined new run. Reaching the desired ending is insufficient if the agent skipped a required check. Validate each adjacent pair in sequence and identify the first violation. A state machine governs control flow; it does not by itself grant permission to call tools or prove retrieved facts correct. Those are separate checks inside the relevant stages.</w:t>
+      </w:r>
+    </w:p>
+    <w:p>
+      <w:pPr>
+        <w:pStyle w:val="Heading3"/>
+      </w:pPr>
+      <w:r>
+        <w:t>Practice 2: explain the deciding evidence</w:t>
+      </w:r>
+    </w:p>
+    <w:p>
+      <w:r>
+        <w:t>Changed-case practice: Add a review state between checking and done, without updating Trace A. Which conclusion is supported by the supplied facts?</w:t>
+      </w:r>
+    </w:p>
+    <w:p>
+      <w:r>
+        <w:t>1. We can decide the result without examining the changed input or the procedure.</w:t>
+      </w:r>
+    </w:p>
+    <w:p>
+      <w:r>
+        <w:t>2. This one example guarantees correct results for every future input.</w:t>
+      </w:r>
+    </w:p>
+    <w:p>
+      <w:r>
+        <w:t>3. Trace A becomes invalid at checking→done under the revised table.</w:t>
+      </w:r>
+    </w:p>
+    <w:p>
+      <w:pPr>
+        <w:pStyle w:val="Heading3"/>
+      </w:pPr>
+      <w:r>
+        <w:t>My selected conclusion, deciding fact and explanation</w:t>
+      </w:r>
+    </w:p>
+    <w:p>
+      <w:r>
+        <w:t>________________________________________________________________</w:t>
+      </w:r>
+    </w:p>
+    <w:p>
+      <w:r>
+        <w:t>________________________________________________________________</w:t>
+      </w:r>
+    </w:p>
+    <w:p>
+      <w:r>
+        <w:t>________________________________________________________________</w:t>
+      </w:r>
+    </w:p>
+    <w:p>
+      <w:r>
+        <w:t>________________________________________________________________</w:t>
+      </w:r>
+    </w:p>
+    <w:p>
+      <w:r>
+        <w:t>________________________________________________________________</w:t>
+      </w:r>
+    </w:p>
+    <w:p>
+      <w:r>
+        <w:t>Hint if needed: Use the changed condition and the deciding step in the pictorial trace. The answer must say what follows from those facts.</w:t>
+      </w:r>
+    </w:p>
+    <w:p>
+      <w:r>
+        <w:t>After your attempt, compare with the supported explanation: Trace A becomes invalid at checking→done under the revised table. A required new transition changes what constitutes a complete run.</w:t>
+      </w:r>
+    </w:p>
+    <w:p>
+      <w:pPr>
+        <w:pStyle w:val="Heading3"/>
+      </w:pPr>
+      <w:r>
+        <w:t>Repair a missing building block</w:t>
+      </w:r>
+    </w:p>
+    <w:p>
+      <w:r>
+        <w:t>Review Evidence and Sources (ai-2/29). Goal: Explain the mechanism and terminology of claim support and citation evaluation. Short practice: Why is the original answer not fully supported despite having citations on every claim?. Return to this week and explain what you changed.</w:t>
+      </w:r>
+    </w:p>
+    <w:p>
+      <w:r>
+        <w:t>Review Predictive vs Generative (ai-2/27). Goal: Distinguish discriminative prediction from generation by inspecting the requested output. Short practice: Does matching the physical box in the changed table prove the generator measures boxes?. Return to this week and explain what you changed.</w:t>
+      </w:r>
+    </w:p>
+    <w:p>
+      <w:r>
+        <w:t>Review Feedback Loops (ai-2/24). Goal: Implement a deterministic recommender. Short practice: What extra field would reveal why comparing raw clicks is misleading?. Return to this week and explain what you changed.</w:t>
+      </w:r>
+    </w:p>
+    <w:p>
+      <w:pPr>
+        <w:pStyle w:val="Heading3"/>
+      </w:pPr>
+      <w:r>
+        <w:t>Predict, run and debug</w:t>
+      </w:r>
+    </w:p>
+    <w:p>
+      <w:r>
+        <w:t>The browser lab lets you edit the supported Python examples already included in this lesson. Predict first, run, inspect the actual output or error, change one input, then run again. Keep code, predictions, actual results and a reasoned revision together. On paper, label your result as a trace rather than an execution.</w:t>
+      </w:r>
+    </w:p>
+    <w:p>
+      <w:pPr>
+        <w:pStyle w:val="Heading3"/>
+      </w:pPr>
+      <w:r>
+        <w:t>Keep your completed work</w:t>
+      </w:r>
+    </w:p>
+    <w:p>
+      <w:r>
+        <w:t>Use Download completed work in the hosted lesson to export your answers, reflections, practice feedback and code-run evidence. Open the HTML copy to read or print it. Drafts stay in this browser when storage is available; clear drafts on a shared device.</w:t>
       </w:r>
     </w:p>
     <w:sectPr>

--- a/downloads/student/ai-2-week-30.docx
+++ b/downloads/student/ai-2-week-30.docx
@@ -42,6 +42,11 @@
       </w:r>
     </w:p>
     <w:p>
+      <w:r>
+        <w:t>Start with the target: Explain the mechanism and terminology of state machines for bounded agents. Try the recall before opening notes.</w:t>
+      </w:r>
+    </w:p>
+    <w:p>
       <w:pPr>
         <w:pStyle w:val="Heading3"/>
       </w:pPr>
@@ -50,17 +55,83 @@
       </w:r>
     </w:p>
     <w:p>
-      <w:r>
-        <w:t>I can explain the mechanism and terminology of state machines for bounded agents.</w:t>
-      </w:r>
-    </w:p>
-    <w:p>
-      <w:r>
-        <w:t>I can apply the stated procedure to a new case with a traceable result.</w:t>
-      </w:r>
-    </w:p>
-    <w:p>
-      <w:r>
+      <w:pPr>
+        <w:spacing w:line="336" w:lineRule="auto" w:after="180"/>
+      </w:pPr>
+      <w:r>
+        <w:rPr>
+          <w:b w:val="0"/>
+        </w:rPr>
+        <w:t xml:space="preserve">I can explain the </w:t>
+      </w:r>
+      <w:r>
+        <w:rPr>
+          <w:b/>
+        </w:rPr>
+        <w:t>mechanism</w:t>
+      </w:r>
+      <w:r>
+        <w:rPr>
+          <w:b w:val="0"/>
+        </w:rPr>
+        <w:t xml:space="preserve"> and terminology of </w:t>
+      </w:r>
+      <w:r>
+        <w:rPr>
+          <w:b/>
+        </w:rPr>
+        <w:t>state</w:t>
+      </w:r>
+      <w:r>
+        <w:rPr>
+          <w:b w:val="0"/>
+        </w:rPr>
+        <w:t xml:space="preserve"> machines for bounded </w:t>
+      </w:r>
+      <w:r>
+        <w:rPr>
+          <w:b/>
+        </w:rPr>
+        <w:t>agent</w:t>
+      </w:r>
+      <w:r>
+        <w:rPr>
+          <w:b w:val="0"/>
+        </w:rPr>
+        <w:t>s.</w:t>
+      </w:r>
+    </w:p>
+    <w:p>
+      <w:pPr>
+        <w:spacing w:line="336" w:lineRule="auto" w:after="180"/>
+      </w:pPr>
+      <w:r>
+        <w:rPr>
+          <w:b w:val="0"/>
+        </w:rPr>
+        <w:t xml:space="preserve">I can apply the </w:t>
+      </w:r>
+      <w:r>
+        <w:rPr>
+          <w:b/>
+        </w:rPr>
+        <w:t>state</w:t>
+      </w:r>
+      <w:r>
+        <w:rPr>
+          <w:b w:val="0"/>
+        </w:rPr>
+        <w:t>d procedure to a new case with a traceable result.</w:t>
+      </w:r>
+    </w:p>
+    <w:p>
+      <w:pPr>
+        <w:spacing w:line="336" w:lineRule="auto" w:after="180"/>
+      </w:pPr>
+      <w:r>
+        <w:rPr>
+          <w:b w:val="0"/>
+        </w:rPr>
         <w:t>I can identify an assumption or limitation and design a revealing follow-up.</w:t>
       </w:r>
     </w:p>
@@ -73,38 +144,176 @@
       </w:r>
     </w:p>
     <w:p>
-      <w:r>
+      <w:pPr>
+        <w:spacing w:line="336" w:lineRule="auto" w:after="180"/>
+      </w:pPr>
+      <w:r>
+        <w:rPr>
+          <w:b w:val="0"/>
+        </w:rPr>
         <w:t>Close your notes first. A rough first answer helps us choose the right starting point; it is not a score for your ability.</w:t>
       </w:r>
     </w:p>
     <w:p>
-      <w:r>
-        <w:t>Without opening the old lesson, explain one key idea from Evidence and Sources. Give an example and a mistake that the idea helps you avoid.</w:t>
-      </w:r>
-    </w:p>
-    <w:p>
-      <w:r>
+      <w:pPr>
+        <w:spacing w:line="336" w:lineRule="auto" w:after="180"/>
+      </w:pPr>
+      <w:r>
+        <w:rPr>
+          <w:b w:val="0"/>
+        </w:rPr>
+        <w:t xml:space="preserve">Without opening the old lesson, explain one key idea from </w:t>
+      </w:r>
+      <w:r>
+        <w:rPr>
+          <w:b/>
+        </w:rPr>
+        <w:t>Evidence</w:t>
+      </w:r>
+      <w:r>
+        <w:rPr>
+          <w:b w:val="0"/>
+        </w:rPr>
+        <w:t xml:space="preserve"> and Sources. Give an example and a mistake that the idea helps you avoid.</w:t>
+      </w:r>
+    </w:p>
+    <w:p>
+      <w:pPr>
+        <w:spacing w:line="336" w:lineRule="auto" w:after="180"/>
+      </w:pPr>
+      <w:r>
+        <w:rPr>
+          <w:b w:val="0"/>
+        </w:rPr>
         <w:t>Without opening the old lesson, explain one key idea from Predictive vs Generative. Give an example and a mistake that the idea helps you avoid.</w:t>
       </w:r>
     </w:p>
     <w:p>
-      <w:r>
+      <w:pPr>
+        <w:spacing w:line="336" w:lineRule="auto" w:after="180"/>
+      </w:pPr>
+      <w:r>
+        <w:rPr>
+          <w:b w:val="0"/>
+        </w:rPr>
         <w:t>Without opening the old lesson, explain one key idea from Feedback Loops. Give an example and a mistake that the idea helps you avoid.</w:t>
       </w:r>
     </w:p>
     <w:p>
-      <w:r>
-        <w:t>After trying, check the relevant lesson or ask your teacher. Change the part of your explanation that the evidence shows was wrong.</w:t>
-      </w:r>
-    </w:p>
-    <w:p>
-      <w:r>
-        <w:t>Week 30: Agents and Tools</w:t>
-      </w:r>
-    </w:p>
-    <w:p>
-      <w:r>
-        <w:t>An agent combines a goal, model, tools, state, and a stopping rule.</w:t>
+      <w:pPr>
+        <w:spacing w:line="336" w:lineRule="auto" w:after="180"/>
+      </w:pPr>
+      <w:r>
+        <w:rPr>
+          <w:b w:val="0"/>
+        </w:rPr>
+        <w:t xml:space="preserve">After trying, check the relevant lesson or ask your teacher. Change the part of your explanation that the </w:t>
+      </w:r>
+      <w:r>
+        <w:rPr>
+          <w:b/>
+        </w:rPr>
+        <w:t>evidence</w:t>
+      </w:r>
+      <w:r>
+        <w:rPr>
+          <w:b w:val="0"/>
+        </w:rPr>
+        <w:t xml:space="preserve"> shows was wrong.</w:t>
+      </w:r>
+    </w:p>
+    <w:p>
+      <w:pPr>
+        <w:spacing w:line="336" w:lineRule="auto" w:after="180"/>
+      </w:pPr>
+      <w:r>
+        <w:rPr>
+          <w:b w:val="0"/>
+        </w:rPr>
+        <w:t xml:space="preserve">Week 30: </w:t>
+      </w:r>
+      <w:r>
+        <w:rPr>
+          <w:b/>
+        </w:rPr>
+        <w:t>Agent</w:t>
+      </w:r>
+      <w:r>
+        <w:rPr>
+          <w:b w:val="0"/>
+        </w:rPr>
+        <w:t xml:space="preserve">s and </w:t>
+      </w:r>
+      <w:r>
+        <w:rPr>
+          <w:b/>
+        </w:rPr>
+        <w:t>Tool</w:t>
+      </w:r>
+      <w:r>
+        <w:rPr>
+          <w:b w:val="0"/>
+        </w:rPr>
+        <w:t>s</w:t>
+      </w:r>
+    </w:p>
+    <w:p>
+      <w:pPr>
+        <w:spacing w:line="336" w:lineRule="auto" w:after="180"/>
+      </w:pPr>
+      <w:r>
+        <w:rPr>
+          <w:b w:val="0"/>
+        </w:rPr>
+        <w:t xml:space="preserve">An </w:t>
+      </w:r>
+      <w:r>
+        <w:rPr>
+          <w:b/>
+        </w:rPr>
+        <w:t>agent</w:t>
+      </w:r>
+      <w:r>
+        <w:rPr>
+          <w:b w:val="0"/>
+        </w:rPr>
+        <w:t xml:space="preserve"> combines a goal, model, </w:t>
+      </w:r>
+      <w:r>
+        <w:rPr>
+          <w:b/>
+        </w:rPr>
+        <w:t>tool</w:t>
+      </w:r>
+      <w:r>
+        <w:rPr>
+          <w:b w:val="0"/>
+        </w:rPr>
+        <w:t xml:space="preserve">s, </w:t>
+      </w:r>
+      <w:r>
+        <w:rPr>
+          <w:b/>
+        </w:rPr>
+        <w:t>state</w:t>
+      </w:r>
+      <w:r>
+        <w:rPr>
+          <w:b w:val="0"/>
+        </w:rPr>
+        <w:t xml:space="preserve">, and a </w:t>
+      </w:r>
+      <w:r>
+        <w:rPr>
+          <w:b/>
+        </w:rPr>
+        <w:t>stopping rule</w:t>
+      </w:r>
+      <w:r>
+        <w:rPr>
+          <w:b w:val="0"/>
+        </w:rPr>
+        <w:t>.</w:t>
       </w:r>
     </w:p>
     <w:p>
@@ -144,17 +353,47 @@
       </w:r>
     </w:p>
     <w:p>
-      <w:r>
+      <w:pPr>
+        <w:spacing w:line="336" w:lineRule="auto" w:after="180"/>
+      </w:pPr>
+      <w:r>
+        <w:rPr>
+          <w:b/>
+        </w:rPr>
         <w:t>THINKER MISSION</w:t>
       </w:r>
     </w:p>
     <w:p>
-      <w:r>
-        <w:t>Design a bounded library helper with three allowed tools.</w:t>
-      </w:r>
-    </w:p>
-    <w:p>
-      <w:r>
+      <w:pPr>
+        <w:spacing w:line="336" w:lineRule="auto" w:after="180"/>
+      </w:pPr>
+      <w:r>
+        <w:rPr>
+          <w:b w:val="0"/>
+        </w:rPr>
+        <w:t xml:space="preserve">Design a bounded library helper with three allowed </w:t>
+      </w:r>
+      <w:r>
+        <w:rPr>
+          <w:b/>
+        </w:rPr>
+        <w:t>tool</w:t>
+      </w:r>
+      <w:r>
+        <w:rPr>
+          <w:b w:val="0"/>
+        </w:rPr>
+        <w:t>s.</w:t>
+      </w:r>
+    </w:p>
+    <w:p>
+      <w:pPr>
+        <w:spacing w:line="336" w:lineRule="auto" w:after="180"/>
+      </w:pPr>
+      <w:r>
+        <w:rPr>
+          <w:b w:val="0"/>
+        </w:rPr>
         <w:t>Thinker name and date:</w:t>
       </w:r>
     </w:p>
@@ -200,8 +439,38 @@
       </w:r>
     </w:p>
     <w:p>
-      <w:r>
-        <w:t>Recall Logs traces and privacy. Explain why a recorded result needs its input conditions and evidence source before it can support a claim.</w:t>
+      <w:pPr>
+        <w:spacing w:line="336" w:lineRule="auto" w:after="180"/>
+      </w:pPr>
+      <w:r>
+        <w:rPr>
+          <w:b w:val="0"/>
+        </w:rPr>
+        <w:t xml:space="preserve">Recall Logs traces and privacy. Explain why a recorded result needs its </w:t>
+      </w:r>
+      <w:r>
+        <w:rPr>
+          <w:b/>
+        </w:rPr>
+        <w:t>input</w:t>
+      </w:r>
+      <w:r>
+        <w:rPr>
+          <w:b w:val="0"/>
+        </w:rPr>
+        <w:t xml:space="preserve"> conditions and </w:t>
+      </w:r>
+      <w:r>
+        <w:rPr>
+          <w:b/>
+        </w:rPr>
+        <w:t>evidence</w:t>
+      </w:r>
+      <w:r>
+        <w:rPr>
+          <w:b w:val="0"/>
+        </w:rPr>
+        <w:t xml:space="preserve"> source before it can support a claim.</w:t>
       </w:r>
     </w:p>
     <w:p>
@@ -213,8 +482,50 @@
       </w:r>
     </w:p>
     <w:p>
-      <w:r>
-        <w:t>By the end, I can validate a bounded agent’s transitions and stop after a terminal state.</w:t>
+      <w:pPr>
+        <w:spacing w:line="336" w:lineRule="auto" w:after="180"/>
+      </w:pPr>
+      <w:r>
+        <w:rPr>
+          <w:b w:val="0"/>
+        </w:rPr>
+        <w:t xml:space="preserve">By the end, I can validate a bounded </w:t>
+      </w:r>
+      <w:r>
+        <w:rPr>
+          <w:b/>
+        </w:rPr>
+        <w:t>agent</w:t>
+      </w:r>
+      <w:r>
+        <w:rPr>
+          <w:b w:val="0"/>
+        </w:rPr>
+        <w:t xml:space="preserve">’s </w:t>
+      </w:r>
+      <w:r>
+        <w:rPr>
+          <w:b/>
+        </w:rPr>
+        <w:t>transition</w:t>
+      </w:r>
+      <w:r>
+        <w:rPr>
+          <w:b w:val="0"/>
+        </w:rPr>
+        <w:t xml:space="preserve">s and stop after a </w:t>
+      </w:r>
+      <w:r>
+        <w:rPr>
+          <w:b/>
+        </w:rPr>
+        <w:t>terminal state</w:t>
+      </w:r>
+      <w:r>
+        <w:rPr>
+          <w:b w:val="0"/>
+        </w:rPr>
+        <w:t>.</w:t>
       </w:r>
     </w:p>
     <w:p>
@@ -227,17 +538,52 @@
     </w:p>
     <w:p>
       <w:r>
+        <w:t>Investigate the supplied Agents and Tools case. Separate observations, given facts and assumptions before choosing an explanation.</w:t>
+      </w:r>
+    </w:p>
+    <w:p>
+      <w:pPr>
+        <w:spacing w:line="336" w:lineRule="auto" w:after="180"/>
+      </w:pPr>
+      <w:r>
+        <w:rPr>
+          <w:b/>
+        </w:rPr>
         <w:t>PICTURE STORY</w:t>
       </w:r>
     </w:p>
     <w:p>
-      <w:r>
+      <w:pPr>
+        <w:spacing w:line="336" w:lineRule="auto" w:after="180"/>
+      </w:pPr>
+      <w:r>
+        <w:rPr>
+          <w:b w:val="0"/>
+        </w:rPr>
         <w:t>Notice → Predict → Explain</w:t>
       </w:r>
     </w:p>
     <w:p>
-      <w:r>
-        <w:t>Begin with visible evidence. Do not explain more than the picture and information support.</w:t>
+      <w:pPr>
+        <w:spacing w:line="336" w:lineRule="auto" w:after="180"/>
+      </w:pPr>
+      <w:r>
+        <w:rPr>
+          <w:b w:val="0"/>
+        </w:rPr>
+        <w:t xml:space="preserve">Begin with visible </w:t>
+      </w:r>
+      <w:r>
+        <w:rPr>
+          <w:b/>
+        </w:rPr>
+        <w:t>evidence</w:t>
+      </w:r>
+      <w:r>
+        <w:rPr>
+          <w:b w:val="0"/>
+        </w:rPr>
+        <w:t>. Do not explain more than the picture and information support.</w:t>
       </w:r>
     </w:p>
     <w:p>
@@ -277,18 +623,94 @@
       </w:r>
     </w:p>
     <w:p>
-      <w:r>
+      <w:pPr>
+        <w:pStyle w:val="Heading3"/>
+      </w:pPr>
+      <w:r>
+        <w:t>Start with this puzzle</w:t>
+      </w:r>
+    </w:p>
+    <w:p>
+      <w:pPr>
+        <w:spacing w:line="336" w:lineRule="auto" w:after="180"/>
+        <w:shd w:fill="F1F6FC"/>
+      </w:pPr>
+      <w:r>
+        <w:rPr>
+          <w:b w:val="0"/>
+        </w:rPr>
         <w:t>MYSTERY</w:t>
       </w:r>
     </w:p>
     <w:p>
-      <w:r>
-        <w:t>The learners must use agents and tools to solve a problem. What information do they have? What decision or calculation do they make? What would count as evidence that it worked?</w:t>
-      </w:r>
-    </w:p>
-    <w:p>
-      <w:r>
-        <w:t>Three observations (what you can point to):</w:t>
+      <w:pPr>
+        <w:spacing w:line="336" w:lineRule="auto" w:after="180"/>
+        <w:shd w:fill="F5F1FB"/>
+      </w:pPr>
+      <w:r>
+        <w:rPr>
+          <w:b w:val="0"/>
+        </w:rPr>
+        <w:t xml:space="preserve">The learners must use </w:t>
+      </w:r>
+      <w:r>
+        <w:rPr>
+          <w:b/>
+        </w:rPr>
+        <w:t>agent</w:t>
+      </w:r>
+      <w:r>
+        <w:rPr>
+          <w:b w:val="0"/>
+        </w:rPr>
+        <w:t xml:space="preserve">s and </w:t>
+      </w:r>
+      <w:r>
+        <w:rPr>
+          <w:b/>
+        </w:rPr>
+        <w:t>tool</w:t>
+      </w:r>
+      <w:r>
+        <w:rPr>
+          <w:b w:val="0"/>
+        </w:rPr>
+        <w:t xml:space="preserve">s to solve a problem. What information do they have? What decision or calculation do they make? What would count as </w:t>
+      </w:r>
+      <w:r>
+        <w:rPr>
+          <w:b/>
+        </w:rPr>
+        <w:t>evidence</w:t>
+      </w:r>
+      <w:r>
+        <w:rPr>
+          <w:b w:val="0"/>
+        </w:rPr>
+        <w:t xml:space="preserve"> that it worked?</w:t>
+      </w:r>
+    </w:p>
+    <w:p>
+      <w:pPr>
+        <w:spacing w:line="336" w:lineRule="auto" w:after="180"/>
+      </w:pPr>
+      <w:r>
+        <w:rPr>
+          <w:b w:val="0"/>
+        </w:rPr>
+        <w:t xml:space="preserve">Three </w:t>
+      </w:r>
+      <w:r>
+        <w:rPr>
+          <w:b/>
+        </w:rPr>
+        <w:t>observation</w:t>
+      </w:r>
+      <w:r>
+        <w:rPr>
+          <w:b w:val="0"/>
+        </w:rPr>
+        <w:t>s (what you can point to):</w:t>
       </w:r>
     </w:p>
     <w:p>
@@ -325,8 +747,26 @@
       </w:r>
     </w:p>
     <w:p>
-      <w:r>
-        <w:t>My prediction and the clue supporting it:</w:t>
+      <w:pPr>
+        <w:spacing w:line="336" w:lineRule="auto" w:after="180"/>
+      </w:pPr>
+      <w:r>
+        <w:rPr>
+          <w:b w:val="0"/>
+        </w:rPr>
+        <w:t xml:space="preserve">My </w:t>
+      </w:r>
+      <w:r>
+        <w:rPr>
+          <w:b/>
+        </w:rPr>
+        <w:t>prediction</w:t>
+      </w:r>
+      <w:r>
+        <w:rPr>
+          <w:b w:val="0"/>
+        </w:rPr>
+        <w:t xml:space="preserve"> and the clue supporting it:</w:t>
       </w:r>
     </w:p>
     <w:p>
@@ -371,13 +811,84 @@
       </w:r>
     </w:p>
     <w:p>
-      <w:r>
-        <w:t>A bounded agent uses explicit states and finite action limits. A state machine makes invalid transitions visible.</w:t>
-      </w:r>
-    </w:p>
-    <w:p>
-      <w:r>
-        <w:t>Begin by writing the question the procedure is intended to answer. Identify the information already supplied, the information it will produce and the information still missing. These are constructed classroom examples; they do not require live accounts, private records or an external service. Do not treat a plausible explanation as a measured outcome.</w:t>
+      <w:pPr>
+        <w:spacing w:line="336" w:lineRule="auto" w:after="180"/>
+      </w:pPr>
+      <w:r>
+        <w:rPr>
+          <w:b w:val="0"/>
+        </w:rPr>
+        <w:t xml:space="preserve">A bounded </w:t>
+      </w:r>
+      <w:r>
+        <w:rPr>
+          <w:b/>
+        </w:rPr>
+        <w:t>agent</w:t>
+      </w:r>
+      <w:r>
+        <w:rPr>
+          <w:b w:val="0"/>
+        </w:rPr>
+        <w:t xml:space="preserve"> uses explicit </w:t>
+      </w:r>
+      <w:r>
+        <w:rPr>
+          <w:b/>
+        </w:rPr>
+        <w:t>state</w:t>
+      </w:r>
+      <w:r>
+        <w:rPr>
+          <w:b w:val="0"/>
+        </w:rPr>
+        <w:t xml:space="preserve">s and finite action limits. A </w:t>
+      </w:r>
+      <w:r>
+        <w:rPr>
+          <w:b/>
+        </w:rPr>
+        <w:t>state</w:t>
+      </w:r>
+      <w:r>
+        <w:rPr>
+          <w:b w:val="0"/>
+        </w:rPr>
+        <w:t xml:space="preserve"> machine makes invalid </w:t>
+      </w:r>
+      <w:r>
+        <w:rPr>
+          <w:b/>
+        </w:rPr>
+        <w:t>transition</w:t>
+      </w:r>
+      <w:r>
+        <w:rPr>
+          <w:b w:val="0"/>
+        </w:rPr>
+        <w:t>s visible.</w:t>
+      </w:r>
+    </w:p>
+    <w:p>
+      <w:pPr>
+        <w:spacing w:line="336" w:lineRule="auto" w:after="180"/>
+      </w:pPr>
+      <w:r>
+        <w:rPr>
+          <w:b w:val="0"/>
+        </w:rPr>
+        <w:t>Begin by writing the question the procedure is intended to answer. Identify the information already supplied, the information it will produce and the information still missing.</w:t>
+      </w:r>
+    </w:p>
+    <w:p>
+      <w:pPr>
+        <w:spacing w:line="336" w:lineRule="auto" w:after="180"/>
+      </w:pPr>
+      <w:r>
+        <w:rPr>
+          <w:b w:val="0"/>
+        </w:rPr>
+        <w:t>These are constructed classroom examples; they do not require live accounts, private records or an external service. Do not treat a plausible explanation as a measured outcome.</w:t>
       </w:r>
     </w:p>
     <w:p>
@@ -390,16 +901,69 @@
     </w:p>
     <w:p>
       <w:r>
-        <w:t>VISUAL MECHANISM</w:t>
-      </w:r>
-    </w:p>
-    <w:p>
-      <w:r>
-        <w:t>Input → Process → Output</w:t>
-      </w:r>
-    </w:p>
-    <w:p>
-      <w:r>
+        <w:t>Follow the mechanism for Agents and Tools. Connect each labelled input, deciding step and result.</w:t>
+      </w:r>
+    </w:p>
+    <w:p>
+      <w:pPr>
+        <w:spacing w:line="336" w:lineRule="auto" w:after="180"/>
+      </w:pPr>
+      <w:r>
+        <w:rPr>
+          <w:b/>
+        </w:rPr>
+        <w:t xml:space="preserve">VISUAL </w:t>
+      </w:r>
+      <w:r>
+        <w:rPr>
+          <w:b/>
+        </w:rPr>
+        <w:t>MECHANISM</w:t>
+      </w:r>
+    </w:p>
+    <w:p>
+      <w:pPr>
+        <w:spacing w:line="336" w:lineRule="auto" w:after="180"/>
+      </w:pPr>
+      <w:r>
+        <w:rPr>
+          <w:b/>
+        </w:rPr>
+        <w:t>Input</w:t>
+      </w:r>
+      <w:r>
+        <w:rPr>
+          <w:b w:val="0"/>
+        </w:rPr>
+        <w:t xml:space="preserve"> → </w:t>
+      </w:r>
+      <w:r>
+        <w:rPr>
+          <w:b/>
+        </w:rPr>
+        <w:t>Process</w:t>
+      </w:r>
+      <w:r>
+        <w:rPr>
+          <w:b w:val="0"/>
+        </w:rPr>
+        <w:t xml:space="preserve"> → </w:t>
+      </w:r>
+      <w:r>
+        <w:rPr>
+          <w:b/>
+        </w:rPr>
+        <w:t>Output</w:t>
+      </w:r>
+    </w:p>
+    <w:p>
+      <w:pPr>
+        <w:spacing w:line="336" w:lineRule="auto" w:after="180"/>
+      </w:pPr>
+      <w:r>
+        <w:rPr>
+          <w:b w:val="0"/>
+        </w:rPr>
         <w:t>Trace the information. At each stage, ask what changed and how you could test it.</w:t>
       </w:r>
     </w:p>
@@ -440,7 +1004,13 @@
       </w:r>
     </w:p>
     <w:p>
-      <w:r>
+      <w:pPr>
+        <w:spacing w:line="336" w:lineRule="auto" w:after="180"/>
+      </w:pPr>
+      <w:r>
+        <w:rPr>
+          <w:b w:val="0"/>
+        </w:rPr>
         <w:t>↓</w:t>
       </w:r>
     </w:p>
@@ -481,7 +1051,13 @@
       </w:r>
     </w:p>
     <w:p>
-      <w:r>
+      <w:pPr>
+        <w:spacing w:line="336" w:lineRule="auto" w:after="180"/>
+      </w:pPr>
+      <w:r>
+        <w:rPr>
+          <w:b w:val="0"/>
+        </w:rPr>
         <w:t>↓</w:t>
       </w:r>
     </w:p>
@@ -522,7 +1098,13 @@
       </w:r>
     </w:p>
     <w:p>
-      <w:r>
+      <w:pPr>
+        <w:spacing w:line="336" w:lineRule="auto" w:after="180"/>
+      </w:pPr>
+      <w:r>
+        <w:rPr>
+          <w:b w:val="0"/>
+        </w:rPr>
         <w:t>Which stage could fail even when the other two are correct? Explain:</w:t>
       </w:r>
     </w:p>
@@ -568,8 +1150,32 @@
       </w:r>
     </w:p>
     <w:p>
-      <w:r>
-        <w:t>States are ready, looking_up, review, done. ready may start lookup; lookup may finish done or request review; review may finish done after authorised evidence. done is terminal. Maximum two lookup attempts.</w:t>
+      <w:pPr>
+        <w:spacing w:line="336" w:lineRule="auto" w:after="180"/>
+      </w:pPr>
+      <w:r>
+        <w:rPr>
+          <w:b/>
+        </w:rPr>
+        <w:t>State</w:t>
+      </w:r>
+      <w:r>
+        <w:rPr>
+          <w:b w:val="0"/>
+        </w:rPr>
+        <w:t xml:space="preserve">s are ready, looking_up, review, done. ready may start lookup; lookup may finish done or request review; review may finish done after authorised </w:t>
+      </w:r>
+      <w:r>
+        <w:rPr>
+          <w:b/>
+        </w:rPr>
+        <w:t>evidence</w:t>
+      </w:r>
+      <w:r>
+        <w:rPr>
+          <w:b w:val="0"/>
+        </w:rPr>
+        <w:t>. done is terminal. Maximum two lookup attempts.</w:t>
       </w:r>
     </w:p>
     <w:p>
@@ -665,8 +1271,61 @@
       </w:r>
     </w:p>
     <w:p>
-      <w:r>
-        <w:t>Before applying the procedure, write its units, denominator or decision boundary where relevant. A partner should be able to repeat each step using the same inputs. If a required input is absent or violates the stated contract, record that condition explicitly instead of quietly replacing it with a convenient value.</w:t>
+      <w:pPr>
+        <w:spacing w:line="336" w:lineRule="auto" w:after="180"/>
+      </w:pPr>
+      <w:r>
+        <w:rPr>
+          <w:b w:val="0"/>
+        </w:rPr>
+        <w:t xml:space="preserve">Before applying the procedure, write its units, denominator or decision boundary where relevant. A partner should be able to repeat each step using the same </w:t>
+      </w:r>
+      <w:r>
+        <w:rPr>
+          <w:b/>
+        </w:rPr>
+        <w:t>input</w:t>
+      </w:r>
+      <w:r>
+        <w:rPr>
+          <w:b w:val="0"/>
+        </w:rPr>
+        <w:t>s.</w:t>
+      </w:r>
+    </w:p>
+    <w:p>
+      <w:pPr>
+        <w:spacing w:line="336" w:lineRule="auto" w:after="180"/>
+      </w:pPr>
+      <w:r>
+        <w:rPr>
+          <w:b w:val="0"/>
+        </w:rPr>
+        <w:t xml:space="preserve">If a required </w:t>
+      </w:r>
+      <w:r>
+        <w:rPr>
+          <w:b/>
+        </w:rPr>
+        <w:t>input</w:t>
+      </w:r>
+      <w:r>
+        <w:rPr>
+          <w:b w:val="0"/>
+        </w:rPr>
+        <w:t xml:space="preserve"> is absent or violates the </w:t>
+      </w:r>
+      <w:r>
+        <w:rPr>
+          <w:b/>
+        </w:rPr>
+        <w:t>state</w:t>
+      </w:r>
+      <w:r>
+        <w:rPr>
+          <w:b w:val="0"/>
+        </w:rPr>
+        <w:t>d contract, record that condition explicitly instead of quietly replacing it with a convenient value.</w:t>
       </w:r>
     </w:p>
     <w:p>
@@ -678,8 +1337,26 @@
       </w:r>
     </w:p>
     <w:p>
-      <w:r>
-        <w:t>Point to the input, the deciding step and the result in this week’s visual. Explain the same step in ordinary words. A picture helps when you can say what each part represents.</w:t>
+      <w:pPr>
+        <w:spacing w:line="336" w:lineRule="auto" w:after="180"/>
+      </w:pPr>
+      <w:r>
+        <w:rPr>
+          <w:b w:val="0"/>
+        </w:rPr>
+        <w:t xml:space="preserve">Point to the </w:t>
+      </w:r>
+      <w:r>
+        <w:rPr>
+          <w:b/>
+        </w:rPr>
+        <w:t>input</w:t>
+      </w:r>
+      <w:r>
+        <w:rPr>
+          <w:b w:val="0"/>
+        </w:rPr>
+        <w:t>, the deciding step and the result in this week’s visual. Explain the same step in ordinary words. A picture helps when you can say what each part represents.</w:t>
       </w:r>
     </w:p>
     <w:p>
@@ -692,16 +1369,54 @@
     </w:p>
     <w:p>
       <w:r>
+        <w:t>Compare the supplied cases for Agents and Tools. Identify the detail that changes the conclusion.</w:t>
+      </w:r>
+    </w:p>
+    <w:p>
+      <w:pPr>
+        <w:pStyle w:val="Heading3"/>
+      </w:pPr>
+      <w:r>
+        <w:t>The case to investigate</w:t>
+      </w:r>
+    </w:p>
+    <w:p>
+      <w:pPr>
+        <w:spacing w:line="336" w:lineRule="auto" w:after="180"/>
+        <w:shd w:fill="F1F6FC"/>
+      </w:pPr>
+      <w:r>
+        <w:rPr>
+          <w:b w:val="0"/>
+        </w:rPr>
         <w:t>CASE GALLERY</w:t>
       </w:r>
     </w:p>
     <w:p>
-      <w:r>
-        <w:t>Four Tests, Four Kinds of Evidence</w:t>
-      </w:r>
-    </w:p>
-    <w:p>
-      <w:r>
+      <w:pPr>
+        <w:spacing w:line="336" w:lineRule="auto" w:after="180"/>
+      </w:pPr>
+      <w:r>
+        <w:rPr>
+          <w:b w:val="0"/>
+        </w:rPr>
+        <w:t xml:space="preserve">Four Tests, Four Kinds of </w:t>
+      </w:r>
+      <w:r>
+        <w:rPr>
+          <w:b/>
+        </w:rPr>
+        <w:t>Evidence</w:t>
+      </w:r>
+    </w:p>
+    <w:p>
+      <w:pPr>
+        <w:spacing w:line="336" w:lineRule="auto" w:after="180"/>
+      </w:pPr>
+      <w:r>
+        <w:rPr>
+          <w:b w:val="0"/>
+        </w:rPr>
         <w:t>A system is not understood until it survives more than one comfortable example.</w:t>
       </w:r>
     </w:p>
@@ -778,8 +1493,47 @@
       </w:r>
     </w:p>
     <w:p>
-      <w:r>
-        <w:t>NORMAL CASE: predict and name evidence.     BOUNDARY CASE: predict and name evidence.</w:t>
+      <w:pPr>
+        <w:pStyle w:val="Heading3"/>
+      </w:pPr>
+      <w:r>
+        <w:t>The normal case</w:t>
+      </w:r>
+    </w:p>
+    <w:p>
+      <w:pPr>
+        <w:spacing w:line="336" w:lineRule="auto" w:after="180"/>
+        <w:shd w:fill="F1F6FC"/>
+      </w:pPr>
+      <w:r>
+        <w:rPr>
+          <w:b w:val="0"/>
+        </w:rPr>
+        <w:t xml:space="preserve">NORMAL CASE: predict and name </w:t>
+      </w:r>
+      <w:r>
+        <w:rPr>
+          <w:b/>
+        </w:rPr>
+        <w:t>evidence</w:t>
+      </w:r>
+      <w:r>
+        <w:rPr>
+          <w:b w:val="0"/>
+        </w:rPr>
+        <w:t xml:space="preserve">.     BOUNDARY CASE: predict and name </w:t>
+      </w:r>
+      <w:r>
+        <w:rPr>
+          <w:b/>
+        </w:rPr>
+        <w:t>evidence</w:t>
+      </w:r>
+      <w:r>
+        <w:rPr>
+          <w:b w:val="0"/>
+        </w:rPr>
+        <w:t>.</w:t>
       </w:r>
     </w:p>
     <w:p>
@@ -855,12 +1609,58 @@
       </w:r>
     </w:p>
     <w:p>
-      <w:r>
-        <w:t>MISSING INFORMATION: predict and name evidence.     TRANSFER CASE: predict and name evidence.</w:t>
-      </w:r>
-    </w:p>
-    <w:p>
-      <w:r>
+      <w:pPr>
+        <w:pStyle w:val="Heading3"/>
+      </w:pPr>
+      <w:r>
+        <w:t>Check missing information</w:t>
+      </w:r>
+    </w:p>
+    <w:p>
+      <w:pPr>
+        <w:spacing w:line="336" w:lineRule="auto" w:after="180"/>
+        <w:shd w:fill="FFF5E6"/>
+      </w:pPr>
+      <w:r>
+        <w:rPr>
+          <w:b w:val="0"/>
+        </w:rPr>
+        <w:t xml:space="preserve">MISSING INFORMATION: predict and name </w:t>
+      </w:r>
+      <w:r>
+        <w:rPr>
+          <w:b/>
+        </w:rPr>
+        <w:t>evidence</w:t>
+      </w:r>
+      <w:r>
+        <w:rPr>
+          <w:b w:val="0"/>
+        </w:rPr>
+        <w:t xml:space="preserve">.     TRANSFER CASE: predict and name </w:t>
+      </w:r>
+      <w:r>
+        <w:rPr>
+          <w:b/>
+        </w:rPr>
+        <w:t>evidence</w:t>
+      </w:r>
+      <w:r>
+        <w:rPr>
+          <w:b w:val="0"/>
+        </w:rPr>
+        <w:t>.</w:t>
+      </w:r>
+    </w:p>
+    <w:p>
+      <w:pPr>
+        <w:spacing w:line="336" w:lineRule="auto" w:after="180"/>
+        <w:shd w:fill="F5F1FB"/>
+      </w:pPr>
+      <w:r>
+        <w:rPr>
+          <w:b w:val="0"/>
+        </w:rPr>
         <w:t>Which case is most likely to reveal a hidden assumption? Why?</w:t>
       </w:r>
     </w:p>
@@ -906,18 +1706,93 @@
       </w:r>
     </w:p>
     <w:p>
-      <w:r>
-        <w:t>Change: Add a review state between checking and done, without updating Trace A.</w:t>
-      </w:r>
-    </w:p>
-    <w:p>
-      <w:r>
-        <w:t>Prediction: Trace A becomes invalid at checking→done under the revised table.</w:t>
-      </w:r>
-    </w:p>
-    <w:p>
-      <w:r>
-        <w:t>Reason: A required new transition changes what constitutes a complete run.</w:t>
+      <w:pPr>
+        <w:pStyle w:val="Heading3"/>
+      </w:pPr>
+      <w:r>
+        <w:t>Change one thing</w:t>
+      </w:r>
+    </w:p>
+    <w:p>
+      <w:pPr>
+        <w:spacing w:line="336" w:lineRule="auto" w:after="180"/>
+        <w:shd w:fill="F5F1FB"/>
+      </w:pPr>
+      <w:r>
+        <w:rPr>
+          <w:b w:val="0"/>
+        </w:rPr>
+        <w:t xml:space="preserve">Change: Add a review </w:t>
+      </w:r>
+      <w:r>
+        <w:rPr>
+          <w:b/>
+        </w:rPr>
+        <w:t>state</w:t>
+      </w:r>
+      <w:r>
+        <w:rPr>
+          <w:b w:val="0"/>
+        </w:rPr>
+        <w:t xml:space="preserve"> between checking and done, without updating Trace A.</w:t>
+      </w:r>
+    </w:p>
+    <w:p>
+      <w:pPr>
+        <w:pStyle w:val="Heading3"/>
+      </w:pPr>
+      <w:r>
+        <w:t>Predicted result</w:t>
+      </w:r>
+    </w:p>
+    <w:p>
+      <w:pPr>
+        <w:spacing w:line="336" w:lineRule="auto" w:after="180"/>
+        <w:shd w:fill="F1F6FC"/>
+      </w:pPr>
+      <w:r>
+        <w:rPr>
+          <w:b/>
+        </w:rPr>
+        <w:t>Prediction</w:t>
+      </w:r>
+      <w:r>
+        <w:rPr>
+          <w:b w:val="0"/>
+        </w:rPr>
+        <w:t>: Trace A becomes invalid at checking→done under the revised table.</w:t>
+      </w:r>
+    </w:p>
+    <w:p>
+      <w:pPr>
+        <w:pStyle w:val="Heading3"/>
+      </w:pPr>
+      <w:r>
+        <w:t>Why the result follows</w:t>
+      </w:r>
+    </w:p>
+    <w:p>
+      <w:pPr>
+        <w:spacing w:line="336" w:lineRule="auto" w:after="180"/>
+        <w:shd w:fill="F1F6FC"/>
+      </w:pPr>
+      <w:r>
+        <w:rPr>
+          <w:b w:val="0"/>
+        </w:rPr>
+        <w:t xml:space="preserve">Reason: A required new </w:t>
+      </w:r>
+      <w:r>
+        <w:rPr>
+          <w:b/>
+        </w:rPr>
+        <w:t>transition</w:t>
+      </w:r>
+      <w:r>
+        <w:rPr>
+          <w:b w:val="0"/>
+        </w:rPr>
+        <w:t xml:space="preserve"> changes what constitutes a complete run.</w:t>
       </w:r>
     </w:p>
     <w:p>
@@ -930,16 +1805,39 @@
     </w:p>
     <w:p>
       <w:r>
+        <w:t>Use the vocabulary of Agents and Tools to explain a concrete decision, rather than only memorising definitions.</w:t>
+      </w:r>
+    </w:p>
+    <w:p>
+      <w:pPr>
+        <w:spacing w:line="336" w:lineRule="auto" w:after="180"/>
+      </w:pPr>
+      <w:r>
+        <w:rPr>
+          <w:b/>
+        </w:rPr>
         <w:t>VOCABULARY LAB</w:t>
       </w:r>
     </w:p>
     <w:p>
-      <w:r>
+      <w:pPr>
+        <w:spacing w:line="336" w:lineRule="auto" w:after="180"/>
+      </w:pPr>
+      <w:r>
+        <w:rPr>
+          <w:b w:val="0"/>
+        </w:rPr>
         <w:t>Words You Can Use to Reason</w:t>
       </w:r>
     </w:p>
     <w:p>
-      <w:r>
+      <w:pPr>
+        <w:spacing w:line="336" w:lineRule="auto" w:after="180"/>
+      </w:pPr>
+      <w:r>
+        <w:rPr>
+          <w:b w:val="0"/>
+        </w:rPr>
         <w:t>A definition matters when you can recognize the idea, use it, and contrast it with a near-miss.</w:t>
       </w:r>
     </w:p>
@@ -1352,17 +2250,58 @@
     </w:p>
     <w:p>
       <w:r>
-        <w:t>WORKED EVIDENCE</w:t>
-      </w:r>
-    </w:p>
-    <w:p>
-      <w:r>
+        <w:t>Follow the worked trace for Agents and Tools, predict a step, then compare with its explanation.</w:t>
+      </w:r>
+    </w:p>
+    <w:p>
+      <w:pPr>
+        <w:spacing w:line="336" w:lineRule="auto" w:after="180"/>
+      </w:pPr>
+      <w:r>
+        <w:rPr>
+          <w:b/>
+        </w:rPr>
+        <w:t xml:space="preserve">WORKED </w:t>
+      </w:r>
+      <w:r>
+        <w:rPr>
+          <w:b/>
+        </w:rPr>
+        <w:t>EVIDENCE</w:t>
+      </w:r>
+    </w:p>
+    <w:p>
+      <w:pPr>
+        <w:spacing w:line="336" w:lineRule="auto" w:after="180"/>
+      </w:pPr>
+      <w:r>
+        <w:rPr>
+          <w:b w:val="0"/>
+        </w:rPr>
         <w:t>Reason Step by Step</w:t>
       </w:r>
     </w:p>
     <w:p>
-      <w:r>
-        <w:t>Predict first. Then check each step. A correct answer without visible reasoning is incomplete evidence.</w:t>
+      <w:pPr>
+        <w:spacing w:line="336" w:lineRule="auto" w:after="180"/>
+      </w:pPr>
+      <w:r>
+        <w:rPr>
+          <w:b w:val="0"/>
+        </w:rPr>
+        <w:t xml:space="preserve">Predict first. Then check each step. A correct answer without visible reasoning is incomplete </w:t>
+      </w:r>
+      <w:r>
+        <w:rPr>
+          <w:b/>
+        </w:rPr>
+        <w:t>evidence</w:t>
+      </w:r>
+      <w:r>
+        <w:rPr>
+          <w:b w:val="0"/>
+        </w:rPr>
+        <w:t>.</w:t>
       </w:r>
     </w:p>
     <w:p>
@@ -1402,28 +2341,110 @@
       </w:r>
     </w:p>
     <w:p>
-      <w:r>
+      <w:pPr>
+        <w:spacing w:line="336" w:lineRule="auto" w:after="180"/>
+        <w:shd w:fill="F4F9FC"/>
+      </w:pPr>
+      <w:r>
+        <w:rPr>
+          <w:b w:val="0"/>
+        </w:rPr>
         <w:t>1. Goal: help find a library book.</w:t>
       </w:r>
     </w:p>
     <w:p>
-      <w:r>
-        <w:t>2. Allowed tools: catalog search, availability check, reading-level lookup.</w:t>
-      </w:r>
-    </w:p>
-    <w:p>
-      <w:r>
-        <w:t>3. State: request, candidates, evidence, attempts.</w:t>
-      </w:r>
-    </w:p>
-    <w:p>
-      <w:r>
+      <w:pPr>
+        <w:spacing w:line="336" w:lineRule="auto" w:after="180"/>
+        <w:shd w:fill="F4F9FC"/>
+      </w:pPr>
+      <w:r>
+        <w:rPr>
+          <w:b w:val="0"/>
+        </w:rPr>
+        <w:t xml:space="preserve">2. Allowed </w:t>
+      </w:r>
+      <w:r>
+        <w:rPr>
+          <w:b/>
+        </w:rPr>
+        <w:t>tool</w:t>
+      </w:r>
+      <w:r>
+        <w:rPr>
+          <w:b w:val="0"/>
+        </w:rPr>
+        <w:t>s: catalog search, availability check, reading-level lookup.</w:t>
+      </w:r>
+    </w:p>
+    <w:p>
+      <w:pPr>
+        <w:spacing w:line="336" w:lineRule="auto" w:after="180"/>
+        <w:shd w:fill="F4F9FC"/>
+      </w:pPr>
+      <w:r>
+        <w:rPr>
+          <w:b w:val="0"/>
+        </w:rPr>
+        <w:t xml:space="preserve">3. </w:t>
+      </w:r>
+      <w:r>
+        <w:rPr>
+          <w:b/>
+        </w:rPr>
+        <w:t>State</w:t>
+      </w:r>
+      <w:r>
+        <w:rPr>
+          <w:b w:val="0"/>
+        </w:rPr>
+        <w:t xml:space="preserve">: request, candidates, </w:t>
+      </w:r>
+      <w:r>
+        <w:rPr>
+          <w:b/>
+        </w:rPr>
+        <w:t>evidence</w:t>
+      </w:r>
+      <w:r>
+        <w:rPr>
+          <w:b w:val="0"/>
+        </w:rPr>
+        <w:t>, attempts.</w:t>
+      </w:r>
+    </w:p>
+    <w:p>
+      <w:pPr>
+        <w:spacing w:line="336" w:lineRule="auto" w:after="180"/>
+        <w:shd w:fill="F4F9FC"/>
+      </w:pPr>
+      <w:r>
+        <w:rPr>
+          <w:b w:val="0"/>
+        </w:rPr>
         <w:t>4. Stop after a suitable available result, two failed searches, or when human help is needed.</w:t>
       </w:r>
     </w:p>
     <w:p>
-      <w:r>
-        <w:t>Recalculate, retrace, or restate the reasoning in your own representation:</w:t>
+      <w:pPr>
+        <w:spacing w:line="336" w:lineRule="auto" w:after="180"/>
+      </w:pPr>
+      <w:r>
+        <w:rPr>
+          <w:b w:val="0"/>
+        </w:rPr>
+        <w:t>Recalculate, retrace, or re</w:t>
+      </w:r>
+      <w:r>
+        <w:rPr>
+          <w:b/>
+        </w:rPr>
+        <w:t>state</w:t>
+      </w:r>
+      <w:r>
+        <w:rPr>
+          <w:b w:val="0"/>
+        </w:rPr>
+        <w:t xml:space="preserve"> the reasoning in your own representation:</w:t>
       </w:r>
     </w:p>
     <w:p>
@@ -1460,8 +2481,27 @@
       </w:r>
     </w:p>
     <w:p>
-      <w:r>
-        <w:t>CHECK  Did the evidence answer the exact question? Did the total, path, or source record stay consistent?</w:t>
+      <w:pPr>
+        <w:spacing w:line="336" w:lineRule="auto" w:after="180"/>
+        <w:shd w:fill="F5F1FB"/>
+      </w:pPr>
+      <w:r>
+        <w:rPr>
+          <w:b w:val="0"/>
+        </w:rPr>
+        <w:t xml:space="preserve">CHECK  Did the </w:t>
+      </w:r>
+      <w:r>
+        <w:rPr>
+          <w:b/>
+        </w:rPr>
+        <w:t>evidence</w:t>
+      </w:r>
+      <w:r>
+        <w:rPr>
+          <w:b w:val="0"/>
+        </w:rPr>
+        <w:t xml:space="preserve"> answer the exact question? Did the total, path, or source record stay consistent?</w:t>
       </w:r>
     </w:p>
     <w:p>
@@ -1473,23 +2513,197 @@
       </w:r>
     </w:p>
     <w:p>
-      <w:r>
+      <w:pPr>
+        <w:spacing w:line="336" w:lineRule="auto" w:after="180"/>
+      </w:pPr>
+      <w:r>
+        <w:rPr>
+          <w:b w:val="0"/>
+        </w:rPr>
         <w:t>Trace ready -&gt; looking_up -&gt; review -&gt; looking_up -&gt; done.</w:t>
       </w:r>
     </w:p>
     <w:p>
-      <w:r>
-        <w:t>review -&gt; looking_up is not allowed by this declared transition table, even if total attempts is two. Reject the transition or explicitly redesign and retest the table.</w:t>
-      </w:r>
-    </w:p>
-    <w:p>
-      <w:r>
-        <w:t>Compare the intermediate evidence with the final statement. Explain why each number or decision follows from the stated inputs. The conclusion belongs to this scenario and procedure; changing the inputs, evaluation population or authority can change what it establishes. Retain the raw record so a later revision can be compared honestly.</w:t>
-      </w:r>
-    </w:p>
-    <w:p>
-      <w:r>
-        <w:t>Optional local lab: predict the printed result before running this standalone Python 3 example. Change one relevant boundary input, record the outcome and state the contract or statistical assumptions. The program uses fictional values and the Python standard library; it performs no external operations.</w:t>
+      <w:pPr>
+        <w:spacing w:line="336" w:lineRule="auto" w:after="180"/>
+      </w:pPr>
+      <w:r>
+        <w:rPr>
+          <w:b w:val="0"/>
+        </w:rPr>
+        <w:t xml:space="preserve">review -&gt; looking_up is not allowed by this declared </w:t>
+      </w:r>
+      <w:r>
+        <w:rPr>
+          <w:b/>
+        </w:rPr>
+        <w:t>transition</w:t>
+      </w:r>
+      <w:r>
+        <w:rPr>
+          <w:b w:val="0"/>
+        </w:rPr>
+        <w:t xml:space="preserve"> table, even if total attempts is two. Reject the </w:t>
+      </w:r>
+      <w:r>
+        <w:rPr>
+          <w:b/>
+        </w:rPr>
+        <w:t>transition</w:t>
+      </w:r>
+      <w:r>
+        <w:rPr>
+          <w:b w:val="0"/>
+        </w:rPr>
+        <w:t xml:space="preserve"> or explicitly redesign and retest the table.</w:t>
+      </w:r>
+    </w:p>
+    <w:p>
+      <w:pPr>
+        <w:pStyle w:val="Heading3"/>
+      </w:pPr>
+      <w:r>
+        <w:t>Worked explanation · Agents and Tools</w:t>
+      </w:r>
+    </w:p>
+    <w:p>
+      <w:pPr>
+        <w:spacing w:line="336" w:lineRule="auto" w:after="180"/>
+        <w:shd w:fill="F1F6FC"/>
+      </w:pPr>
+      <w:r>
+        <w:rPr>
+          <w:b w:val="0"/>
+        </w:rPr>
+        <w:t xml:space="preserve">Compare the intermediate </w:t>
+      </w:r>
+      <w:r>
+        <w:rPr>
+          <w:b/>
+        </w:rPr>
+        <w:t>evidence</w:t>
+      </w:r>
+      <w:r>
+        <w:rPr>
+          <w:b w:val="0"/>
+        </w:rPr>
+        <w:t xml:space="preserve"> with the final </w:t>
+      </w:r>
+      <w:r>
+        <w:rPr>
+          <w:b/>
+        </w:rPr>
+        <w:t>state</w:t>
+      </w:r>
+      <w:r>
+        <w:rPr>
+          <w:b w:val="0"/>
+        </w:rPr>
+        <w:t xml:space="preserve">ment. Explain why each number or decision follows from the </w:t>
+      </w:r>
+      <w:r>
+        <w:rPr>
+          <w:b/>
+        </w:rPr>
+        <w:t>state</w:t>
+      </w:r>
+      <w:r>
+        <w:rPr>
+          <w:b w:val="0"/>
+        </w:rPr>
+        <w:t xml:space="preserve">d </w:t>
+      </w:r>
+      <w:r>
+        <w:rPr>
+          <w:b/>
+        </w:rPr>
+        <w:t>input</w:t>
+      </w:r>
+      <w:r>
+        <w:rPr>
+          <w:b w:val="0"/>
+        </w:rPr>
+        <w:t>s.</w:t>
+      </w:r>
+    </w:p>
+    <w:p>
+      <w:pPr>
+        <w:spacing w:line="336" w:lineRule="auto" w:after="180"/>
+        <w:shd w:fill="F1F6FC"/>
+      </w:pPr>
+      <w:r>
+        <w:rPr>
+          <w:b w:val="0"/>
+        </w:rPr>
+        <w:t xml:space="preserve">The conclusion belongs to this scenario and procedure; changing the </w:t>
+      </w:r>
+      <w:r>
+        <w:rPr>
+          <w:b/>
+        </w:rPr>
+        <w:t>input</w:t>
+      </w:r>
+      <w:r>
+        <w:rPr>
+          <w:b w:val="0"/>
+        </w:rPr>
+        <w:t>s, evaluation population or authority can change what it establishes. Retain the raw record so a later revision can be compared honestly.</w:t>
+      </w:r>
+    </w:p>
+    <w:p>
+      <w:pPr>
+        <w:pStyle w:val="Heading3"/>
+      </w:pPr>
+      <w:r>
+        <w:t>Worked explanation · Agents and Tools</w:t>
+      </w:r>
+    </w:p>
+    <w:p>
+      <w:pPr>
+        <w:spacing w:line="336" w:lineRule="auto" w:after="180"/>
+        <w:shd w:fill="F1F6FC"/>
+      </w:pPr>
+      <w:r>
+        <w:rPr>
+          <w:b w:val="0"/>
+        </w:rPr>
+        <w:t xml:space="preserve">Optional local lab: predict the printed result before running this standalone Python 3 example. Change one relevant boundary </w:t>
+      </w:r>
+      <w:r>
+        <w:rPr>
+          <w:b/>
+        </w:rPr>
+        <w:t>input</w:t>
+      </w:r>
+      <w:r>
+        <w:rPr>
+          <w:b w:val="0"/>
+        </w:rPr>
+        <w:t xml:space="preserve">, record the outcome and </w:t>
+      </w:r>
+      <w:r>
+        <w:rPr>
+          <w:b/>
+        </w:rPr>
+        <w:t>state</w:t>
+      </w:r>
+      <w:r>
+        <w:rPr>
+          <w:b w:val="0"/>
+        </w:rPr>
+        <w:t xml:space="preserve"> the contract or statistical assumptions.</w:t>
+      </w:r>
+    </w:p>
+    <w:p>
+      <w:pPr>
+        <w:spacing w:line="336" w:lineRule="auto" w:after="180"/>
+        <w:shd w:fill="F1F6FC"/>
+      </w:pPr>
+      <w:r>
+        <w:rPr>
+          <w:b w:val="0"/>
+        </w:rPr>
+        <w:t>The program uses fictional values and the Python standard library; it performs no external operations.</w:t>
       </w:r>
     </w:p>
     <w:p>
@@ -1521,7 +2735,13 @@
       </w:r>
     </w:p>
     <w:p>
-      <w:r>
+      <w:pPr>
+        <w:spacing w:line="336" w:lineRule="auto" w:after="180"/>
+      </w:pPr>
+      <w:r>
+        <w:rPr>
+          <w:b w:val="0"/>
+        </w:rPr>
         <w:t>Cover the result before checking it. Say what is given, choose the procedure, and follow one step at a time. Then uncover the result and explain your first mismatch. Ask why a step is allowed, not only what number it produces.</w:t>
       </w:r>
     </w:p>
@@ -1534,8 +2754,26 @@
       </w:r>
     </w:p>
     <w:p>
-      <w:r>
-        <w:t>A fictional read-only catalogue assistant follows a fixed state machine.</w:t>
+      <w:pPr>
+        <w:spacing w:line="336" w:lineRule="auto" w:after="180"/>
+      </w:pPr>
+      <w:r>
+        <w:rPr>
+          <w:b w:val="0"/>
+        </w:rPr>
+        <w:t xml:space="preserve">A fictional read-only catalogue assistant follows a fixed </w:t>
+      </w:r>
+      <w:r>
+        <w:rPr>
+          <w:b/>
+        </w:rPr>
+        <w:t>state</w:t>
+      </w:r>
+      <w:r>
+        <w:rPr>
+          <w:b w:val="0"/>
+        </w:rPr>
+        <w:t xml:space="preserve"> machine.</w:t>
       </w:r>
     </w:p>
     <w:p>
@@ -1547,12 +2785,42 @@
       </w:r>
     </w:p>
     <w:p>
-      <w:r>
+      <w:pPr>
+        <w:pStyle w:val="Heading3"/>
+      </w:pPr>
+      <w:r>
+        <w:t>Supplied facts</w:t>
+      </w:r>
+    </w:p>
+    <w:p>
+      <w:pPr>
+        <w:spacing w:line="336" w:lineRule="auto" w:after="180"/>
+        <w:shd w:fill="F1F6FC"/>
+      </w:pPr>
+      <w:r>
+        <w:rPr>
+          <w:b w:val="0"/>
+        </w:rPr>
         <w:t>Allowed edges: ready→searching; searching→checking; checking→done. done has no outgoing edge.</w:t>
       </w:r>
     </w:p>
     <w:p>
-      <w:r>
+      <w:pPr>
+        <w:pStyle w:val="Heading3"/>
+      </w:pPr>
+      <w:r>
+        <w:t>Supplied facts</w:t>
+      </w:r>
+    </w:p>
+    <w:p>
+      <w:pPr>
+        <w:spacing w:line="336" w:lineRule="auto" w:after="180"/>
+        <w:shd w:fill="F1F6FC"/>
+      </w:pPr>
+      <w:r>
+        <w:rPr>
+          <w:b w:val="0"/>
+        </w:rPr>
         <w:t>Trace A: ready→searching→checking→done. Trace B: ready→searching→done.</w:t>
       </w:r>
     </w:p>
@@ -1738,31 +3006,187 @@
       </w:r>
     </w:p>
     <w:p>
-      <w:r>
-        <w:t>Reaching the desired ending is insufficient if the agent skipped a required check. Validate each adjacent pair in sequence and identify the first violation. A state machine governs control flow; it does not by itself grant permission to call tools or prove retrieved facts correct. Those are separate checks inside the relevant stages.</w:t>
-      </w:r>
-    </w:p>
-    <w:p>
       <w:pPr>
         <w:pStyle w:val="Heading3"/>
       </w:pPr>
       <w:r>
+        <w:t>Why the result follows</w:t>
+      </w:r>
+    </w:p>
+    <w:p>
+      <w:pPr>
+        <w:spacing w:line="336" w:lineRule="auto" w:after="180"/>
+        <w:shd w:fill="F1F6FC"/>
+      </w:pPr>
+      <w:r>
+        <w:rPr>
+          <w:b w:val="0"/>
+        </w:rPr>
+        <w:t xml:space="preserve">Reaching the desired ending is insufficient if the </w:t>
+      </w:r>
+      <w:r>
+        <w:rPr>
+          <w:b/>
+        </w:rPr>
+        <w:t>agent</w:t>
+      </w:r>
+      <w:r>
+        <w:rPr>
+          <w:b w:val="0"/>
+        </w:rPr>
+        <w:t xml:space="preserve"> skipped a required check. Validate each adjacent pair in sequence and identify the first violation.</w:t>
+      </w:r>
+    </w:p>
+    <w:p>
+      <w:pPr>
+        <w:spacing w:line="336" w:lineRule="auto" w:after="180"/>
+        <w:shd w:fill="F1F6FC"/>
+      </w:pPr>
+      <w:r>
+        <w:rPr>
+          <w:b w:val="0"/>
+        </w:rPr>
+        <w:t xml:space="preserve">A </w:t>
+      </w:r>
+      <w:r>
+        <w:rPr>
+          <w:b/>
+        </w:rPr>
+        <w:t>state</w:t>
+      </w:r>
+      <w:r>
+        <w:rPr>
+          <w:b w:val="0"/>
+        </w:rPr>
+        <w:t xml:space="preserve"> machine governs control flow; it does not by itself grant permission to call </w:t>
+      </w:r>
+      <w:r>
+        <w:rPr>
+          <w:b/>
+        </w:rPr>
+        <w:t>tool</w:t>
+      </w:r>
+      <w:r>
+        <w:rPr>
+          <w:b w:val="0"/>
+        </w:rPr>
+        <w:t>s or prove retrieved facts correct. Those are separate checks inside the relevant stages.</w:t>
+      </w:r>
+    </w:p>
+    <w:p>
+      <w:pPr>
+        <w:pStyle w:val="Heading3"/>
+      </w:pPr>
+      <w:r>
         <w:t>What this example does not establish</w:t>
       </w:r>
     </w:p>
     <w:p>
-      <w:r>
-        <w:t>This toy machine has no retry path; do not invent one or assume real agents always follow these states.</w:t>
-      </w:r>
-    </w:p>
-    <w:p>
-      <w:r>
-        <w:t>Read the labelled picture: Can the assistant accept Trace B because its final state is done?</w:t>
-      </w:r>
-    </w:p>
-    <w:p>
-      <w:r>
-        <w:t>Change one thing: Add a review state between checking and done, without updating Trace A. Predict the result before checking the explanation. What remains the same?</w:t>
+      <w:pPr>
+        <w:pStyle w:val="Heading3"/>
+      </w:pPr>
+      <w:r>
+        <w:t>Keep the stated limit</w:t>
+      </w:r>
+    </w:p>
+    <w:p>
+      <w:pPr>
+        <w:spacing w:line="336" w:lineRule="auto" w:after="180"/>
+        <w:shd w:fill="FFF5E6"/>
+      </w:pPr>
+      <w:r>
+        <w:rPr>
+          <w:b w:val="0"/>
+        </w:rPr>
+        <w:t xml:space="preserve">This toy machine has no retry path; do not invent one or assume real </w:t>
+      </w:r>
+      <w:r>
+        <w:rPr>
+          <w:b/>
+        </w:rPr>
+        <w:t>agent</w:t>
+      </w:r>
+      <w:r>
+        <w:rPr>
+          <w:b w:val="0"/>
+        </w:rPr>
+        <w:t xml:space="preserve">s always follow these </w:t>
+      </w:r>
+      <w:r>
+        <w:rPr>
+          <w:b/>
+        </w:rPr>
+        <w:t>state</w:t>
+      </w:r>
+      <w:r>
+        <w:rPr>
+          <w:b w:val="0"/>
+        </w:rPr>
+        <w:t>s.</w:t>
+      </w:r>
+    </w:p>
+    <w:p>
+      <w:pPr>
+        <w:pStyle w:val="Heading3"/>
+      </w:pPr>
+      <w:r>
+        <w:t>Keep the stated limit</w:t>
+      </w:r>
+    </w:p>
+    <w:p>
+      <w:pPr>
+        <w:spacing w:line="336" w:lineRule="auto" w:after="180"/>
+        <w:shd w:fill="FFF5E6"/>
+      </w:pPr>
+      <w:r>
+        <w:rPr>
+          <w:b w:val="0"/>
+        </w:rPr>
+        <w:t xml:space="preserve">Read the labelled picture: Can the assistant accept Trace B because its final </w:t>
+      </w:r>
+      <w:r>
+        <w:rPr>
+          <w:b/>
+        </w:rPr>
+        <w:t>state</w:t>
+      </w:r>
+      <w:r>
+        <w:rPr>
+          <w:b w:val="0"/>
+        </w:rPr>
+        <w:t xml:space="preserve"> is done?</w:t>
+      </w:r>
+    </w:p>
+    <w:p>
+      <w:pPr>
+        <w:pStyle w:val="Heading3"/>
+      </w:pPr>
+      <w:r>
+        <w:t>Keep the stated limit</w:t>
+      </w:r>
+    </w:p>
+    <w:p>
+      <w:pPr>
+        <w:spacing w:line="336" w:lineRule="auto" w:after="180"/>
+        <w:shd w:fill="FFF5E6"/>
+      </w:pPr>
+      <w:r>
+        <w:rPr>
+          <w:b w:val="0"/>
+        </w:rPr>
+        <w:t xml:space="preserve">Change one thing: Add a review </w:t>
+      </w:r>
+      <w:r>
+        <w:rPr>
+          <w:b/>
+        </w:rPr>
+        <w:t>state</w:t>
+      </w:r>
+      <w:r>
+        <w:rPr>
+          <w:b w:val="0"/>
+        </w:rPr>
+        <w:t xml:space="preserve"> between checking and done, without updating Trace A. Predict the result before checking the explanation. What remains the same?</w:t>
       </w:r>
     </w:p>
     <w:p>
@@ -1775,17 +3199,61 @@
     </w:p>
     <w:p>
       <w:r>
+        <w:t>Find the unsupported step in the Agents and Tools claim and explain a repair using the supplied evidence.</w:t>
+      </w:r>
+    </w:p>
+    <w:p>
+      <w:pPr>
+        <w:pStyle w:val="Heading3"/>
+      </w:pPr>
+      <w:r>
+        <w:t>Find the first error</w:t>
+      </w:r>
+    </w:p>
+    <w:p>
+      <w:pPr>
+        <w:spacing w:line="336" w:lineRule="auto" w:after="180"/>
+        <w:shd w:fill="FFF5E6"/>
+      </w:pPr>
+      <w:r>
+        <w:rPr>
+          <w:b w:val="0"/>
+        </w:rPr>
         <w:t>ERROR DETECTIVE</w:t>
       </w:r>
     </w:p>
     <w:p>
-      <w:r>
+      <w:pPr>
+        <w:spacing w:line="336" w:lineRule="auto" w:after="180"/>
+      </w:pPr>
+      <w:r>
+        <w:rPr>
+          <w:b w:val="0"/>
+        </w:rPr>
         <w:t>Compare → Diagnose → Repair</w:t>
       </w:r>
     </w:p>
     <w:p>
-      <w:r>
-        <w:t>Do not patch the answer. Find the earliest unsupported assumption, wrong step, or weak evidence.</w:t>
+      <w:pPr>
+        <w:spacing w:line="336" w:lineRule="auto" w:after="180"/>
+      </w:pPr>
+      <w:r>
+        <w:rPr>
+          <w:b w:val="0"/>
+        </w:rPr>
+        <w:t xml:space="preserve">Do not patch the answer. Find the earliest unsupported assumption, wrong step, or weak </w:t>
+      </w:r>
+      <w:r>
+        <w:rPr>
+          <w:b/>
+        </w:rPr>
+        <w:t>evidence</w:t>
+      </w:r>
+      <w:r>
+        <w:rPr>
+          <w:b w:val="0"/>
+        </w:rPr>
+        <w:t>.</w:t>
       </w:r>
     </w:p>
     <w:p>
@@ -2035,7 +3503,14 @@
       </w:tr>
     </w:tbl>
     <w:p>
-      <w:r>
+      <w:pPr>
+        <w:spacing w:line="336" w:lineRule="auto" w:after="180"/>
+        <w:shd w:fill="F5F1FB"/>
+      </w:pPr>
+      <w:r>
+        <w:rPr>
+          <w:b w:val="0"/>
+        </w:rPr>
         <w:t>Repair one cause. Why is this repair better than changing several things?</w:t>
       </w:r>
     </w:p>
@@ -2081,15 +3556,42 @@
       </w:r>
     </w:p>
     <w:p>
-      <w:r>
-        <w:t>Complete the supported workbook tasks before attempting W4 independently. Record any hints or help used. After feedback, use the teacher's fresh retry rather than copying the earlier answer. For a project, select a relevant new case, predict the outcome from the declared rule and preserve the result alongside any revision.</w:t>
-      </w:r>
-    </w:p>
-    <w:p>
       <w:pPr>
         <w:pStyle w:val="Heading3"/>
       </w:pPr>
       <w:r>
+        <w:t>Check the claim against the facts</w:t>
+      </w:r>
+    </w:p>
+    <w:p>
+      <w:pPr>
+        <w:spacing w:line="336" w:lineRule="auto" w:after="180"/>
+        <w:shd w:fill="FFF5E6"/>
+      </w:pPr>
+      <w:r>
+        <w:rPr>
+          <w:b w:val="0"/>
+        </w:rPr>
+        <w:t>Complete the supported workbook tasks before attempting W4 independently. Record any hints or help used. After feedback, use the teacher's fresh retry rather than copying the earlier answer.</w:t>
+      </w:r>
+    </w:p>
+    <w:p>
+      <w:pPr>
+        <w:spacing w:line="336" w:lineRule="auto" w:after="180"/>
+        <w:shd w:fill="FFF5E6"/>
+      </w:pPr>
+      <w:r>
+        <w:rPr>
+          <w:b w:val="0"/>
+        </w:rPr>
+        <w:t>For a project, select a relevant new case, predict the outcome from the declared rule and preserve the result alongside any revision.</w:t>
+      </w:r>
+    </w:p>
+    <w:p>
+      <w:pPr>
+        <w:pStyle w:val="Heading3"/>
+      </w:pPr>
+      <w:r>
         <w:t>Exit: propose one revealing change to the worked scenario. State the expected outcome and the evidence that would make you revise your explanation.</w:t>
       </w:r>
     </w:p>
@@ -2128,16 +3630,39 @@
     </w:p>
     <w:p>
       <w:r>
+        <w:t>Practise Agents and Tools with support, then explain the deciding step in your own words.</w:t>
+      </w:r>
+    </w:p>
+    <w:p>
+      <w:pPr>
+        <w:spacing w:line="336" w:lineRule="auto" w:after="180"/>
+      </w:pPr>
+      <w:r>
+        <w:rPr>
+          <w:b/>
+        </w:rPr>
         <w:t>LOGIC STUDIO</w:t>
       </w:r>
     </w:p>
     <w:p>
-      <w:r>
+      <w:pPr>
+        <w:spacing w:line="336" w:lineRule="auto" w:after="180"/>
+      </w:pPr>
+      <w:r>
+        <w:rPr>
+          <w:b w:val="0"/>
+        </w:rPr>
         <w:t>Trace Before You Run</w:t>
       </w:r>
     </w:p>
     <w:p>
-      <w:r>
+      <w:pPr>
+        <w:spacing w:line="336" w:lineRule="auto" w:after="180"/>
+      </w:pPr>
+      <w:r>
+        <w:rPr>
+          <w:b w:val="0"/>
+        </w:rPr>
         <w:t>Block code, pseudocode, tables, and diagrams are different ways to expose the same reasoning.</w:t>
       </w:r>
     </w:p>
@@ -2178,8 +3703,26 @@
       </w:r>
     </w:p>
     <w:p>
-      <w:r>
-        <w:t>SET evidence_record</w:t>
+      <w:pPr>
+        <w:spacing w:line="336" w:lineRule="auto" w:after="180"/>
+      </w:pPr>
+      <w:r>
+        <w:rPr>
+          <w:b w:val="0"/>
+        </w:rPr>
+        <w:t xml:space="preserve">SET </w:t>
+      </w:r>
+      <w:r>
+        <w:rPr>
+          <w:b/>
+        </w:rPr>
+        <w:t>evidence</w:t>
+      </w:r>
+      <w:r>
+        <w:rPr>
+          <w:b w:val="0"/>
+        </w:rPr>
+        <w:t>_record</w:t>
         <w:br/>
         <w:t>PREDICT expected_result</w:t>
         <w:br/>
@@ -2193,8 +3736,39 @@
       </w:r>
     </w:p>
     <w:p>
-      <w:r>
-        <w:t>Trace one input. Which line changes the state or chooses a path?</w:t>
+      <w:pPr>
+        <w:spacing w:line="336" w:lineRule="auto" w:after="180"/>
+        <w:shd w:fill="F5F1FB"/>
+      </w:pPr>
+      <w:r>
+        <w:rPr>
+          <w:b w:val="0"/>
+        </w:rPr>
+        <w:t xml:space="preserve">Trace one </w:t>
+      </w:r>
+      <w:r>
+        <w:rPr>
+          <w:b/>
+        </w:rPr>
+        <w:t>input</w:t>
+      </w:r>
+      <w:r>
+        <w:rPr>
+          <w:b w:val="0"/>
+        </w:rPr>
+        <w:t xml:space="preserve">. Which line changes the </w:t>
+      </w:r>
+      <w:r>
+        <w:rPr>
+          <w:b/>
+        </w:rPr>
+        <w:t>state</w:t>
+      </w:r>
+      <w:r>
+        <w:rPr>
+          <w:b w:val="0"/>
+        </w:rPr>
+        <w:t xml:space="preserve"> or chooses a path?</w:t>
       </w:r>
     </w:p>
     <w:p>
@@ -2239,13 +3813,60 @@
       </w:r>
     </w:p>
     <w:p>
-      <w:r>
-        <w:t>An action budget and a transition policy are separate checks; satisfying one does not guarantee the other.</w:t>
-      </w:r>
-    </w:p>
-    <w:p>
-      <w:r>
-        <w:t>A useful check asks what would make the reasoning fail. Distinguish a failure to execute the declared procedure from a weakness in the procedure itself. The first may require a correction; the second requires an explicitly revised method and new evidence. Preserve unsuccessful cases so an improved result cannot hide the original problem.</w:t>
+      <w:pPr>
+        <w:spacing w:line="336" w:lineRule="auto" w:after="180"/>
+      </w:pPr>
+      <w:r>
+        <w:rPr>
+          <w:b w:val="0"/>
+        </w:rPr>
+        <w:t xml:space="preserve">An action budget and a </w:t>
+      </w:r>
+      <w:r>
+        <w:rPr>
+          <w:b/>
+        </w:rPr>
+        <w:t>transition</w:t>
+      </w:r>
+      <w:r>
+        <w:rPr>
+          <w:b w:val="0"/>
+        </w:rPr>
+        <w:t xml:space="preserve"> policy are separate checks; satisfying one does not guarantee the other.</w:t>
+      </w:r>
+    </w:p>
+    <w:p>
+      <w:pPr>
+        <w:spacing w:line="336" w:lineRule="auto" w:after="180"/>
+      </w:pPr>
+      <w:r>
+        <w:rPr>
+          <w:b w:val="0"/>
+        </w:rPr>
+        <w:t>A useful check asks what would make the reasoning fail. Distinguish a failure to execute the declared procedure from a weakness in the procedure itself.</w:t>
+      </w:r>
+    </w:p>
+    <w:p>
+      <w:pPr>
+        <w:spacing w:line="336" w:lineRule="auto" w:after="180"/>
+      </w:pPr>
+      <w:r>
+        <w:rPr>
+          <w:b w:val="0"/>
+        </w:rPr>
+        <w:t xml:space="preserve">The first may require a correction; the second requires an explicitly revised method and new </w:t>
+      </w:r>
+      <w:r>
+        <w:rPr>
+          <w:b/>
+        </w:rPr>
+        <w:t>evidence</w:t>
+      </w:r>
+      <w:r>
+        <w:rPr>
+          <w:b w:val="0"/>
+        </w:rPr>
+        <w:t>. Preserve unsuccessful cases so an improved result cannot hide the original problem.</w:t>
       </w:r>
     </w:p>
     <w:p>
@@ -2290,8 +3911,50 @@
       </w:r>
     </w:p>
     <w:p>
-      <w:r>
-        <w:t>Use workbook W2 for the connected example “State machines for bounded agents”. First fill the input and rule boxes. Try the middle steps before asking for a hint. After a hint, try the next step yourself.</w:t>
+      <w:pPr>
+        <w:spacing w:line="336" w:lineRule="auto" w:after="180"/>
+      </w:pPr>
+      <w:r>
+        <w:rPr>
+          <w:b w:val="0"/>
+        </w:rPr>
+        <w:t>Use workbook W2 for the connected example “</w:t>
+      </w:r>
+      <w:r>
+        <w:rPr>
+          <w:b/>
+        </w:rPr>
+        <w:t>State</w:t>
+      </w:r>
+      <w:r>
+        <w:rPr>
+          <w:b w:val="0"/>
+        </w:rPr>
+        <w:t xml:space="preserve"> machines for bounded </w:t>
+      </w:r>
+      <w:r>
+        <w:rPr>
+          <w:b/>
+        </w:rPr>
+        <w:t>agent</w:t>
+      </w:r>
+      <w:r>
+        <w:rPr>
+          <w:b w:val="0"/>
+        </w:rPr>
+        <w:t xml:space="preserve">s”. First fill the </w:t>
+      </w:r>
+      <w:r>
+        <w:rPr>
+          <w:b/>
+        </w:rPr>
+        <w:t>input</w:t>
+      </w:r>
+      <w:r>
+        <w:rPr>
+          <w:b w:val="0"/>
+        </w:rPr>
+        <w:t xml:space="preserve"> and rule boxes. Try the middle steps before asking for a hint. After a hint, try the next step yourself.</w:t>
       </w:r>
     </w:p>
     <w:tbl>
@@ -2374,7 +4037,13 @@
       </w:tr>
     </w:tbl>
     <w:p>
-      <w:r>
+      <w:pPr>
+        <w:spacing w:line="336" w:lineRule="auto" w:after="180"/>
+      </w:pPr>
+      <w:r>
+        <w:rPr>
+          <w:b w:val="0"/>
+        </w:rPr>
         <w:t>Explain your trace to a partner. Your partner points to one step to check. Swap roles on the next case. Each person writes their own explanation.</w:t>
       </w:r>
     </w:p>
@@ -2387,12 +4056,59 @@
       </w:r>
     </w:p>
     <w:p>
-      <w:r>
-        <w:t>Use the worked case for State machines for bounded agents. Proposed explanation: “The worked result establishes every future case”. Decide whether this explanation is supported. Point to the step or supplied fact that decides; explain your repair if needed.</w:t>
-      </w:r>
-    </w:p>
-    <w:p>
-      <w:r>
+      <w:pPr>
+        <w:spacing w:line="336" w:lineRule="auto" w:after="180"/>
+      </w:pPr>
+      <w:r>
+        <w:rPr>
+          <w:b w:val="0"/>
+        </w:rPr>
+        <w:t xml:space="preserve">Use the worked case for </w:t>
+      </w:r>
+      <w:r>
+        <w:rPr>
+          <w:b/>
+        </w:rPr>
+        <w:t>State</w:t>
+      </w:r>
+      <w:r>
+        <w:rPr>
+          <w:b w:val="0"/>
+        </w:rPr>
+        <w:t xml:space="preserve"> machines for bounded </w:t>
+      </w:r>
+      <w:r>
+        <w:rPr>
+          <w:b/>
+        </w:rPr>
+        <w:t>agent</w:t>
+      </w:r>
+      <w:r>
+        <w:rPr>
+          <w:b w:val="0"/>
+        </w:rPr>
+        <w:t>s. Proposed explanation: “The worked result establishes every future case”. Decide whether this explanation is supported.</w:t>
+      </w:r>
+    </w:p>
+    <w:p>
+      <w:pPr>
+        <w:spacing w:line="336" w:lineRule="auto" w:after="180"/>
+      </w:pPr>
+      <w:r>
+        <w:rPr>
+          <w:b w:val="0"/>
+        </w:rPr>
+        <w:t>Point to the step or supplied fact that decides; explain your repair if needed.</w:t>
+      </w:r>
+    </w:p>
+    <w:p>
+      <w:pPr>
+        <w:spacing w:line="336" w:lineRule="auto" w:after="180"/>
+      </w:pPr>
+      <w:r>
+        <w:rPr>
+          <w:b w:val="0"/>
+        </w:rPr>
         <w:t>Answer on your own before discussion. If you are unsure, say which step you need help with.</w:t>
       </w:r>
     </w:p>
@@ -2405,8 +4121,27 @@
       </w:r>
     </w:p>
     <w:p>
-      <w:r>
-        <w:t>Can the assistant accept Trace B because its final state is done?</w:t>
+      <w:pPr>
+        <w:spacing w:line="336" w:lineRule="auto" w:after="180"/>
+        <w:shd w:fill="F5F1FB"/>
+      </w:pPr>
+      <w:r>
+        <w:rPr>
+          <w:b w:val="0"/>
+        </w:rPr>
+        <w:t xml:space="preserve">Can the assistant accept Trace B because its final </w:t>
+      </w:r>
+      <w:r>
+        <w:rPr>
+          <w:b/>
+        </w:rPr>
+        <w:t>state</w:t>
+      </w:r>
+      <w:r>
+        <w:rPr>
+          <w:b w:val="0"/>
+        </w:rPr>
+        <w:t xml:space="preserve"> is done?</w:t>
       </w:r>
     </w:p>
     <w:p>
@@ -2438,7 +4173,13 @@
       </w:r>
     </w:p>
     <w:p>
-      <w:r>
+      <w:pPr>
+        <w:spacing w:line="336" w:lineRule="auto" w:after="180"/>
+      </w:pPr>
+      <w:r>
+        <w:rPr>
+          <w:b w:val="0"/>
+        </w:rPr>
         <w:t>This is supported practice. Keep the separately named independent case for an attempt before feedback.</w:t>
       </w:r>
     </w:p>
@@ -2452,16 +4193,45 @@
     </w:p>
     <w:p>
       <w:r>
-        <w:t>EVIDENCE LAB</w:t>
-      </w:r>
-    </w:p>
-    <w:p>
-      <w:r>
+        <w:t>Investigate Agents and Tools. Record the prediction, actual observation or labelled paper trace, explanation and next test separately.</w:t>
+      </w:r>
+    </w:p>
+    <w:p>
+      <w:pPr>
+        <w:spacing w:line="336" w:lineRule="auto" w:after="180"/>
+      </w:pPr>
+      <w:r>
+        <w:rPr>
+          <w:b/>
+        </w:rPr>
+        <w:t>EVIDENCE</w:t>
+      </w:r>
+      <w:r>
+        <w:rPr>
+          <w:b/>
+        </w:rPr>
+        <w:t xml:space="preserve"> LAB</w:t>
+      </w:r>
+    </w:p>
+    <w:p>
+      <w:pPr>
+        <w:spacing w:line="336" w:lineRule="auto" w:after="180"/>
+      </w:pPr>
+      <w:r>
+        <w:rPr>
+          <w:b w:val="0"/>
+        </w:rPr>
         <w:t>Predict → Test → Record → Explain</w:t>
       </w:r>
     </w:p>
     <w:p>
-      <w:r>
+      <w:pPr>
+        <w:spacing w:line="336" w:lineRule="auto" w:after="180"/>
+      </w:pPr>
+      <w:r>
+        <w:rPr>
+          <w:b w:val="0"/>
+        </w:rPr>
         <w:t>Keep expected and actual results separate. Surprises are useful data when recorded honestly.</w:t>
       </w:r>
     </w:p>
@@ -2502,8 +4272,62 @@
       </w:r>
     </w:p>
     <w:p>
-      <w:r>
-        <w:t>Design goal, allowed tools, inputs, saved state, maximum steps, failure response, and stop rule; simulate normal and unavailable-tool cases.</w:t>
+      <w:pPr>
+        <w:spacing w:line="336" w:lineRule="auto" w:after="180"/>
+      </w:pPr>
+      <w:r>
+        <w:rPr>
+          <w:b w:val="0"/>
+        </w:rPr>
+        <w:t xml:space="preserve">Design goal, allowed </w:t>
+      </w:r>
+      <w:r>
+        <w:rPr>
+          <w:b/>
+        </w:rPr>
+        <w:t>tool</w:t>
+      </w:r>
+      <w:r>
+        <w:rPr>
+          <w:b w:val="0"/>
+        </w:rPr>
+        <w:t xml:space="preserve">s, </w:t>
+      </w:r>
+      <w:r>
+        <w:rPr>
+          <w:b/>
+        </w:rPr>
+        <w:t>input</w:t>
+      </w:r>
+      <w:r>
+        <w:rPr>
+          <w:b w:val="0"/>
+        </w:rPr>
+        <w:t xml:space="preserve">s, saved </w:t>
+      </w:r>
+      <w:r>
+        <w:rPr>
+          <w:b/>
+        </w:rPr>
+        <w:t>state</w:t>
+      </w:r>
+      <w:r>
+        <w:rPr>
+          <w:b w:val="0"/>
+        </w:rPr>
+        <w:t>, maximum steps, failure response, and stop rule; simulate normal and unavailable-</w:t>
+      </w:r>
+      <w:r>
+        <w:rPr>
+          <w:b/>
+        </w:rPr>
+        <w:t>tool</w:t>
+      </w:r>
+      <w:r>
+        <w:rPr>
+          <w:b w:val="0"/>
+        </w:rPr>
+        <w:t xml:space="preserve"> cases.</w:t>
       </w:r>
     </w:p>
     <w:tbl>
@@ -2752,7 +4576,14 @@
       </w:tr>
     </w:tbl>
     <w:p>
-      <w:r>
+      <w:pPr>
+        <w:spacing w:line="336" w:lineRule="auto" w:after="180"/>
+        <w:shd w:fill="F5F1FB"/>
+      </w:pPr>
+      <w:r>
+        <w:rPr>
+          <w:b w:val="0"/>
+        </w:rPr>
         <w:t>What did the hardest test teach you that the normal test did not?</w:t>
       </w:r>
     </w:p>
@@ -2798,7 +4629,13 @@
       </w:r>
     </w:p>
     <w:p>
-      <w:r>
+      <w:pPr>
+        <w:spacing w:line="336" w:lineRule="auto" w:after="180"/>
+      </w:pPr>
+      <w:r>
+        <w:rPr>
+          <w:b w:val="0"/>
+        </w:rPr>
         <w:t>Before trying: what do I expect, and why? While trying: which step could first go wrong? Afterwards: what did I actually observe, and what should change? Keep “not run” if you only traced the procedure.</w:t>
       </w:r>
     </w:p>
@@ -2812,17 +4649,52 @@
     </w:p>
     <w:p>
       <w:r>
+        <w:t>Move from recall to tracing, diagnosis and transfer in Agents and Tools. Explain why each step is justified.</w:t>
+      </w:r>
+    </w:p>
+    <w:p>
+      <w:pPr>
+        <w:spacing w:line="336" w:lineRule="auto" w:after="180"/>
+      </w:pPr>
+      <w:r>
+        <w:rPr>
+          <w:b/>
+        </w:rPr>
         <w:t>MASTERY</w:t>
       </w:r>
     </w:p>
     <w:p>
-      <w:r>
+      <w:pPr>
+        <w:spacing w:line="336" w:lineRule="auto" w:after="180"/>
+      </w:pPr>
+      <w:r>
+        <w:rPr>
+          <w:b w:val="0"/>
+        </w:rPr>
         <w:t>From Knowing the Word to Owning the Idea</w:t>
       </w:r>
     </w:p>
     <w:p>
-      <w:r>
-        <w:t>Move upward only when you can produce evidence without copying the worked example.</w:t>
+      <w:pPr>
+        <w:spacing w:line="336" w:lineRule="auto" w:after="180"/>
+      </w:pPr>
+      <w:r>
+        <w:rPr>
+          <w:b w:val="0"/>
+        </w:rPr>
+        <w:t xml:space="preserve">Move upward only when you can produce </w:t>
+      </w:r>
+      <w:r>
+        <w:rPr>
+          <w:b/>
+        </w:rPr>
+        <w:t>evidence</w:t>
+      </w:r>
+      <w:r>
+        <w:rPr>
+          <w:b w:val="0"/>
+        </w:rPr>
+        <w:t xml:space="preserve"> without copying the worked example.</w:t>
       </w:r>
     </w:p>
     <w:p>
@@ -2862,33 +4734,105 @@
       </w:r>
     </w:p>
     <w:p>
-      <w:r>
+      <w:pPr>
+        <w:spacing w:line="336" w:lineRule="auto" w:after="180"/>
+      </w:pPr>
+      <w:r>
+        <w:rPr>
+          <w:b w:val="0"/>
+        </w:rPr>
         <w:t>1 • NAME: Define the concept without repeating the textbook.</w:t>
       </w:r>
     </w:p>
     <w:p>
-      <w:r>
-        <w:t>2 • TRACE: Show the information, state, branch, calculation, or evidence path.</w:t>
-      </w:r>
-    </w:p>
-    <w:p>
-      <w:r>
+      <w:pPr>
+        <w:spacing w:line="336" w:lineRule="auto" w:after="180"/>
+      </w:pPr>
+      <w:r>
+        <w:rPr>
+          <w:b w:val="0"/>
+        </w:rPr>
+        <w:t xml:space="preserve">2 • TRACE: Show the information, </w:t>
+      </w:r>
+      <w:r>
+        <w:rPr>
+          <w:b/>
+        </w:rPr>
+        <w:t>state</w:t>
+      </w:r>
+      <w:r>
+        <w:rPr>
+          <w:b w:val="0"/>
+        </w:rPr>
+        <w:t xml:space="preserve">, branch, calculation, or </w:t>
+      </w:r>
+      <w:r>
+        <w:rPr>
+          <w:b/>
+        </w:rPr>
+        <w:t>evidence</w:t>
+      </w:r>
+      <w:r>
+        <w:rPr>
+          <w:b w:val="0"/>
+        </w:rPr>
+        <w:t xml:space="preserve"> path.</w:t>
+      </w:r>
+    </w:p>
+    <w:p>
+      <w:pPr>
+        <w:spacing w:line="336" w:lineRule="auto" w:after="180"/>
+      </w:pPr>
+      <w:r>
+        <w:rPr>
+          <w:b w:val="0"/>
+        </w:rPr>
         <w:t>3 • APPLY: Solve a different example independently.</w:t>
       </w:r>
     </w:p>
     <w:p>
-      <w:r>
+      <w:pPr>
+        <w:spacing w:line="336" w:lineRule="auto" w:after="180"/>
+      </w:pPr>
+      <w:r>
+        <w:rPr>
+          <w:b w:val="0"/>
+        </w:rPr>
         <w:t>4 • CHALLENGE: Find a boundary case, counterexample, or unfair outcome.</w:t>
       </w:r>
     </w:p>
     <w:p>
-      <w:r>
+      <w:pPr>
+        <w:spacing w:line="336" w:lineRule="auto" w:after="180"/>
+      </w:pPr>
+      <w:r>
+        <w:rPr>
+          <w:b w:val="0"/>
+        </w:rPr>
         <w:t>5 • EXPLAIN LIMITS: Say when the result should not be trusted or used alone.</w:t>
       </w:r>
     </w:p>
     <w:p>
-      <w:r>
-        <w:t>My strongest evidence of independent understanding:</w:t>
+      <w:pPr>
+        <w:spacing w:line="336" w:lineRule="auto" w:after="180"/>
+      </w:pPr>
+      <w:r>
+        <w:rPr>
+          <w:b w:val="0"/>
+        </w:rPr>
+        <w:t xml:space="preserve">My strongest </w:t>
+      </w:r>
+      <w:r>
+        <w:rPr>
+          <w:b/>
+        </w:rPr>
+        <w:t>evidence</w:t>
+      </w:r>
+      <w:r>
+        <w:rPr>
+          <w:b w:val="0"/>
+        </w:rPr>
+        <w:t xml:space="preserve"> of independent understanding:</w:t>
       </w:r>
     </w:p>
     <w:p>
@@ -2934,16 +4878,39 @@
     </w:p>
     <w:p>
       <w:r>
+        <w:t>Apply this week’s idea to Transparent Book Recommender. Keep an annotated decision and the evidence supporting it.</w:t>
+      </w:r>
+    </w:p>
+    <w:p>
+      <w:pPr>
+        <w:spacing w:line="336" w:lineRule="auto" w:after="180"/>
+      </w:pPr>
+      <w:r>
+        <w:rPr>
+          <w:b/>
+        </w:rPr>
         <w:t>CUMULATIVE PROJECT</w:t>
       </w:r>
     </w:p>
     <w:p>
-      <w:r>
+      <w:pPr>
+        <w:spacing w:line="336" w:lineRule="auto" w:after="180"/>
+      </w:pPr>
+      <w:r>
+        <w:rPr>
+          <w:b w:val="0"/>
+        </w:rPr>
         <w:t>Transparent Book Recommender</w:t>
       </w:r>
     </w:p>
     <w:p>
-      <w:r>
+      <w:pPr>
+        <w:spacing w:line="336" w:lineRule="auto" w:after="180"/>
+      </w:pPr>
+      <w:r>
+        <w:rPr>
+          <w:b w:val="0"/>
+        </w:rPr>
         <w:t>Every week adds one inspectable piece. The system must show how it reached a result.</w:t>
       </w:r>
     </w:p>
@@ -2984,17 +4951,75 @@
       </w:r>
     </w:p>
     <w:p>
-      <w:r>
-        <w:t>THIS WEEK’S CHECKPOINT  A bounded helper may call only approved catalog tools and never place holds automatically.</w:t>
-      </w:r>
-    </w:p>
-    <w:p>
-      <w:r>
-        <w:t>SYSTEM MAP  Reader need → allowed inputs → transparent rule or score → ranked candidates → explanation → test record → human decision</w:t>
-      </w:r>
-    </w:p>
-    <w:p>
-      <w:r>
+      <w:pPr>
+        <w:spacing w:line="336" w:lineRule="auto" w:after="180"/>
+      </w:pPr>
+      <w:r>
+        <w:rPr>
+          <w:b w:val="0"/>
+        </w:rPr>
+        <w:t xml:space="preserve">THIS WEEK’S CHECKPOINT  A bounded helper may call only approved catalog </w:t>
+      </w:r>
+      <w:r>
+        <w:rPr>
+          <w:b/>
+        </w:rPr>
+        <w:t>tool</w:t>
+      </w:r>
+      <w:r>
+        <w:rPr>
+          <w:b w:val="0"/>
+        </w:rPr>
+        <w:t>s and never place holds automatically.</w:t>
+      </w:r>
+    </w:p>
+    <w:p>
+      <w:pPr>
+        <w:pStyle w:val="Heading3"/>
+      </w:pPr>
+      <w:r>
+        <w:t>Trace the system</w:t>
+      </w:r>
+    </w:p>
+    <w:p>
+      <w:pPr>
+        <w:spacing w:line="336" w:lineRule="auto" w:after="180"/>
+        <w:shd w:fill="EDF7F3"/>
+      </w:pPr>
+      <w:r>
+        <w:rPr>
+          <w:b w:val="0"/>
+        </w:rPr>
+        <w:t xml:space="preserve">SYSTEM MAP  Reader need → allowed </w:t>
+      </w:r>
+      <w:r>
+        <w:rPr>
+          <w:b/>
+        </w:rPr>
+        <w:t>input</w:t>
+      </w:r>
+      <w:r>
+        <w:rPr>
+          <w:b w:val="0"/>
+        </w:rPr>
+        <w:t xml:space="preserve">s → transparent rule or score → ranked candidates → explanation → test record → </w:t>
+      </w:r>
+      <w:r>
+        <w:rPr>
+          <w:b/>
+        </w:rPr>
+        <w:t>human decision</w:t>
+      </w:r>
+    </w:p>
+    <w:p>
+      <w:pPr>
+        <w:spacing w:line="336" w:lineRule="auto" w:after="180"/>
+        <w:shd w:fill="F5F1FB"/>
+      </w:pPr>
+      <w:r>
+        <w:rPr>
+          <w:b w:val="0"/>
+        </w:rPr>
         <w:t>What will you add, change, or verify in the project this week?</w:t>
       </w:r>
     </w:p>
@@ -3032,8 +5057,27 @@
       </w:r>
     </w:p>
     <w:p>
-      <w:r>
-        <w:t>What should remain under human control?</w:t>
+      <w:pPr>
+        <w:spacing w:line="336" w:lineRule="auto" w:after="180"/>
+        <w:shd w:fill="F5F1FB"/>
+      </w:pPr>
+      <w:r>
+        <w:rPr>
+          <w:b w:val="0"/>
+        </w:rPr>
+        <w:t xml:space="preserve">What should remain under </w:t>
+      </w:r>
+      <w:r>
+        <w:rPr>
+          <w:b/>
+        </w:rPr>
+        <w:t>human control</w:t>
+      </w:r>
+      <w:r>
+        <w:rPr>
+          <w:b w:val="0"/>
+        </w:rPr>
+        <w:t>?</w:t>
       </w:r>
     </w:p>
     <w:p>
@@ -3070,7 +5114,22 @@
       </w:r>
     </w:p>
     <w:p>
-      <w:r>
+      <w:pPr>
+        <w:pStyle w:val="Heading3"/>
+      </w:pPr>
+      <w:r>
+        <w:t>Responsible design</w:t>
+      </w:r>
+    </w:p>
+    <w:p>
+      <w:pPr>
+        <w:spacing w:line="336" w:lineRule="auto" w:after="180"/>
+        <w:shd w:fill="FFF5E6"/>
+      </w:pPr>
+      <w:r>
+        <w:rPr>
+          <w:b w:val="0"/>
+        </w:rPr>
         <w:t>RESPONSIBLE DESIGN  Collect only necessary information. Show uncertainty and limits. Never confuse a ranking with a fact about a person.</w:t>
       </w:r>
     </w:p>
@@ -3083,8 +5142,26 @@
       </w:r>
     </w:p>
     <w:p>
-      <w:r>
-        <w:t>Make recommender tool workflows explicit, with bounded retries, validation stages and terminal behavior.</w:t>
+      <w:pPr>
+        <w:spacing w:line="336" w:lineRule="auto" w:after="180"/>
+      </w:pPr>
+      <w:r>
+        <w:rPr>
+          <w:b w:val="0"/>
+        </w:rPr>
+        <w:t xml:space="preserve">Make recommender </w:t>
+      </w:r>
+      <w:r>
+        <w:rPr>
+          <w:b/>
+        </w:rPr>
+        <w:t>tool</w:t>
+      </w:r>
+      <w:r>
+        <w:rPr>
+          <w:b w:val="0"/>
+        </w:rPr>
+        <w:t xml:space="preserve"> workflows explicit, with bounded retries, validation stages and terminal behavior.</w:t>
       </w:r>
     </w:p>
     <w:p>
@@ -3097,16 +5174,48 @@
     </w:p>
     <w:p>
       <w:r>
+        <w:t>Use a genuinely new case for independent evidence. Previously discussed examples remain practice; use the separately named independent case before feedback.</w:t>
+      </w:r>
+    </w:p>
+    <w:p>
+      <w:pPr>
+        <w:pStyle w:val="Heading3"/>
+      </w:pPr>
+      <w:r>
+        <w:t>Independent evidence</w:t>
+      </w:r>
+    </w:p>
+    <w:p>
+      <w:pPr>
+        <w:spacing w:line="336" w:lineRule="auto" w:after="180"/>
+        <w:shd w:fill="FFF5E6"/>
+      </w:pPr>
+      <w:r>
+        <w:rPr>
+          <w:b w:val="0"/>
+        </w:rPr>
         <w:t>INDEPENDENT MASTERY PROOF</w:t>
       </w:r>
     </w:p>
     <w:p>
-      <w:r>
+      <w:pPr>
+        <w:spacing w:line="336" w:lineRule="auto" w:after="180"/>
+      </w:pPr>
+      <w:r>
+        <w:rPr>
+          <w:b w:val="0"/>
+        </w:rPr>
         <w:t>Explain • Transfer • Test • Defend</w:t>
       </w:r>
     </w:p>
     <w:p>
-      <w:r>
+      <w:pPr>
+        <w:spacing w:line="336" w:lineRule="auto" w:after="180"/>
+      </w:pPr>
+      <w:r>
+        <w:rPr>
+          <w:b w:val="0"/>
+        </w:rPr>
         <w:t>Complete this page without copying the worked example. Your reasoning matters more than decoration.</w:t>
       </w:r>
     </w:p>
@@ -3147,12 +5256,46 @@
       </w:r>
     </w:p>
     <w:p>
-      <w:r>
-        <w:t>CHALLENGE  Design a bounded library helper with three allowed tools.</w:t>
-      </w:r>
-    </w:p>
-    <w:p>
-      <w:r>
+      <w:pPr>
+        <w:pStyle w:val="Heading3"/>
+      </w:pPr>
+      <w:r>
+        <w:t>Try a more demanding case</w:t>
+      </w:r>
+    </w:p>
+    <w:p>
+      <w:pPr>
+        <w:spacing w:line="336" w:lineRule="auto" w:after="180"/>
+        <w:shd w:fill="F5F1FB"/>
+      </w:pPr>
+      <w:r>
+        <w:rPr>
+          <w:b w:val="0"/>
+        </w:rPr>
+        <w:t xml:space="preserve">CHALLENGE  Design a bounded library helper with three allowed </w:t>
+      </w:r>
+      <w:r>
+        <w:rPr>
+          <w:b/>
+        </w:rPr>
+        <w:t>tool</w:t>
+      </w:r>
+      <w:r>
+        <w:rPr>
+          <w:b w:val="0"/>
+        </w:rPr>
+        <w:t>s.</w:t>
+      </w:r>
+    </w:p>
+    <w:p>
+      <w:pPr>
+        <w:spacing w:line="336" w:lineRule="auto" w:after="180"/>
+        <w:shd w:fill="F4F9FC"/>
+      </w:pPr>
+      <w:r>
+        <w:rPr>
+          <w:b w:val="0"/>
+        </w:rPr>
         <w:t>1. My fresh example, trace, calculation, or design:</w:t>
       </w:r>
     </w:p>
@@ -3190,8 +5333,27 @@
       </w:r>
     </w:p>
     <w:p>
-      <w:r>
-        <w:t>2. My evidence that it works (include a boundary or missing-data case):</w:t>
+      <w:pPr>
+        <w:spacing w:line="336" w:lineRule="auto" w:after="180"/>
+        <w:shd w:fill="F4F9FC"/>
+      </w:pPr>
+      <w:r>
+        <w:rPr>
+          <w:b w:val="0"/>
+        </w:rPr>
+        <w:t xml:space="preserve">2. My </w:t>
+      </w:r>
+      <w:r>
+        <w:rPr>
+          <w:b/>
+        </w:rPr>
+        <w:t>evidence</w:t>
+      </w:r>
+      <w:r>
+        <w:rPr>
+          <w:b w:val="0"/>
+        </w:rPr>
+        <w:t xml:space="preserve"> that it works (include a boundary or missing-data case):</w:t>
       </w:r>
     </w:p>
     <w:p>
@@ -3228,7 +5390,14 @@
       </w:r>
     </w:p>
     <w:p>
-      <w:r>
+      <w:pPr>
+        <w:spacing w:line="336" w:lineRule="auto" w:after="180"/>
+        <w:shd w:fill="F4F9FC"/>
+      </w:pPr>
+      <w:r>
+        <w:rPr>
+          <w:b w:val="0"/>
+        </w:rPr>
         <w:t>3. One limitation, fairness concern, or situation needing human review:</w:t>
       </w:r>
     </w:p>
@@ -3266,8 +5435,47 @@
       </w:r>
     </w:p>
     <w:p>
-      <w:r>
-        <w:t>SELF-CHECK  □ I explained the mechanism  □ I used evidence  □ I tested a fresh case  □ I named a limitation  □ I can answer ‘why?’</w:t>
+      <w:pPr>
+        <w:pStyle w:val="Heading3"/>
+      </w:pPr>
+      <w:r>
+        <w:t>Check your explanation</w:t>
+      </w:r>
+    </w:p>
+    <w:p>
+      <w:pPr>
+        <w:spacing w:line="336" w:lineRule="auto" w:after="180"/>
+        <w:shd w:fill="F5F1FB"/>
+      </w:pPr>
+      <w:r>
+        <w:rPr>
+          <w:b w:val="0"/>
+        </w:rPr>
+        <w:t xml:space="preserve">SELF-CHECK  □ I explained the </w:t>
+      </w:r>
+      <w:r>
+        <w:rPr>
+          <w:b/>
+        </w:rPr>
+        <w:t>mechanism</w:t>
+      </w:r>
+      <w:r>
+        <w:rPr>
+          <w:b w:val="0"/>
+        </w:rPr>
+        <w:t xml:space="preserve">  □ I used </w:t>
+      </w:r>
+      <w:r>
+        <w:rPr>
+          <w:b/>
+        </w:rPr>
+        <w:t>evidence</w:t>
+      </w:r>
+      <w:r>
+        <w:rPr>
+          <w:b w:val="0"/>
+        </w:rPr>
+        <w:t xml:space="preserve">  □ I tested a fresh case  □ I named a limitation  □ I can answer ‘why?’</w:t>
       </w:r>
     </w:p>
     <w:p>
@@ -3279,6 +5487,11 @@
       </w:r>
     </w:p>
     <w:p>
+      <w:r>
+        <w:t>Revisit the complete Agents and Tools case for supported practice. Repeated examples do not become fresh assessments.</w:t>
+      </w:r>
+    </w:p>
+    <w:p>
       <w:pPr>
         <w:pStyle w:val="Heading3"/>
       </w:pPr>
@@ -3287,7 +5500,13 @@
       </w:r>
     </w:p>
     <w:p>
-      <w:r>
+      <w:pPr>
+        <w:spacing w:line="336" w:lineRule="auto" w:after="180"/>
+      </w:pPr>
+      <w:r>
+        <w:rPr>
+          <w:b w:val="0"/>
+        </w:rPr>
         <w:t>Use the supplied details to practise the weekly concept before attempting the independent question. This case extends the illustrated lesson.</w:t>
       </w:r>
     </w:p>
@@ -3300,8 +5519,26 @@
       </w:r>
     </w:p>
     <w:p>
-      <w:r>
-        <w:t>An agent may search an approved catalogue and draft suggestions, but not send messages.</w:t>
+      <w:pPr>
+        <w:spacing w:line="336" w:lineRule="auto" w:after="180"/>
+      </w:pPr>
+      <w:r>
+        <w:rPr>
+          <w:b w:val="0"/>
+        </w:rPr>
+        <w:t xml:space="preserve">An </w:t>
+      </w:r>
+      <w:r>
+        <w:rPr>
+          <w:b/>
+        </w:rPr>
+        <w:t>agent</w:t>
+      </w:r>
+      <w:r>
+        <w:rPr>
+          <w:b w:val="0"/>
+        </w:rPr>
+        <w:t xml:space="preserve"> may search an approved catalogue and draft suggestions, but not send messages.</w:t>
       </w:r>
     </w:p>
     <w:p>
@@ -3313,7 +5550,13 @@
       </w:r>
     </w:p>
     <w:p>
-      <w:r>
+      <w:pPr>
+        <w:spacing w:line="336" w:lineRule="auto" w:after="180"/>
+      </w:pPr>
+      <w:r>
+        <w:rPr>
+          <w:b w:val="0"/>
+        </w:rPr>
         <w:t>Trace find a short science book and tell my class.</w:t>
       </w:r>
     </w:p>
@@ -3326,7 +5569,13 @@
       </w:r>
     </w:p>
     <w:p>
-      <w:r>
+      <w:pPr>
+        <w:spacing w:line="336" w:lineRule="auto" w:after="180"/>
+      </w:pPr>
+      <w:r>
+        <w:rPr>
+          <w:b w:val="0"/>
+        </w:rPr>
         <w:t>Search and draft are permitted; sending needs authorisation or an approved permission change.</w:t>
       </w:r>
     </w:p>
@@ -3339,7 +5588,14 @@
       </w:r>
     </w:p>
     <w:p>
-      <w:r>
+      <w:pPr>
+        <w:spacing w:line="336" w:lineRule="auto" w:after="180"/>
+        <w:shd w:fill="F5F1FB"/>
+      </w:pPr>
+      <w:r>
+        <w:rPr>
+          <w:b w:val="0"/>
+        </w:rPr>
         <w:t>Which detail supports the answer, and why does it matter?</w:t>
       </w:r>
     </w:p>
@@ -3517,17 +5773,47 @@
       </w:tr>
     </w:tbl>
     <w:p>
-      <w:r>
-        <w:t>An agent may search an approved catalogue and draft suggestions, but not send messages.</w:t>
-      </w:r>
-    </w:p>
-    <w:p>
-      <w:r>
+      <w:pPr>
+        <w:spacing w:line="336" w:lineRule="auto" w:after="180"/>
+      </w:pPr>
+      <w:r>
+        <w:rPr>
+          <w:b w:val="0"/>
+        </w:rPr>
+        <w:t xml:space="preserve">An </w:t>
+      </w:r>
+      <w:r>
+        <w:rPr>
+          <w:b/>
+        </w:rPr>
+        <w:t>agent</w:t>
+      </w:r>
+      <w:r>
+        <w:rPr>
+          <w:b w:val="0"/>
+        </w:rPr>
+        <w:t xml:space="preserve"> may search an approved catalogue and draft suggestions, but not send messages.</w:t>
+      </w:r>
+    </w:p>
+    <w:p>
+      <w:pPr>
+        <w:spacing w:line="336" w:lineRule="auto" w:after="180"/>
+      </w:pPr>
+      <w:r>
+        <w:rPr>
+          <w:b w:val="0"/>
+        </w:rPr>
         <w:t>Trace find a short science book and tell my class.</w:t>
       </w:r>
     </w:p>
     <w:p>
-      <w:r>
+      <w:pPr>
+        <w:spacing w:line="336" w:lineRule="auto" w:after="180"/>
+      </w:pPr>
+      <w:r>
+        <w:rPr>
+          <w:b w:val="0"/>
+        </w:rPr>
         <w:t>Search and draft are permitted; sending needs authorisation or an approved permission change.</w:t>
       </w:r>
     </w:p>
@@ -3540,6 +5826,11 @@
       </w:r>
     </w:p>
     <w:p>
+      <w:r>
+        <w:t>Attempt the reserved new case before feedback. Record support; the earlier examples below remain additional practice.</w:t>
+      </w:r>
+    </w:p>
+    <w:p>
       <w:pPr>
         <w:pStyle w:val="Heading3"/>
       </w:pPr>
@@ -3548,8 +5839,26 @@
       </w:r>
     </w:p>
     <w:p>
-      <w:r>
-        <w:t>Trace ready -&gt; looking_up -&gt; review -&gt; done -&gt; looking_up. Find first invalid transition.</w:t>
+      <w:pPr>
+        <w:spacing w:line="336" w:lineRule="auto" w:after="180"/>
+      </w:pPr>
+      <w:r>
+        <w:rPr>
+          <w:b w:val="0"/>
+        </w:rPr>
+        <w:t xml:space="preserve">Trace ready -&gt; looking_up -&gt; review -&gt; done -&gt; looking_up. Find first invalid </w:t>
+      </w:r>
+      <w:r>
+        <w:rPr>
+          <w:b/>
+        </w:rPr>
+        <w:t>transition</w:t>
+      </w:r>
+      <w:r>
+        <w:rPr>
+          <w:b w:val="0"/>
+        </w:rPr>
+        <w:t>.</w:t>
       </w:r>
     </w:p>
     <w:p>
@@ -3596,7 +5905,13 @@
       </w:r>
     </w:p>
     <w:p>
-      <w:r>
+      <w:pPr>
+        <w:spacing w:line="336" w:lineRule="auto" w:after="180"/>
+      </w:pPr>
+      <w:r>
+        <w:rPr>
+          <w:b w:val="0"/>
+        </w:rPr>
         <w:t>Attempt this case before feedback. Record any help. Earlier examples below are further practice; a case already practised with feedback cannot establish fresh transfer.</w:t>
       </w:r>
     </w:p>
@@ -3609,18 +5924,55 @@
       </w:r>
     </w:p>
     <w:p>
-      <w:r>
+      <w:pPr>
+        <w:spacing w:line="336" w:lineRule="auto" w:after="180"/>
+      </w:pPr>
+      <w:r>
+        <w:rPr>
+          <w:b w:val="0"/>
+        </w:rPr>
         <w:t>Close the worked explanation. Apply the idea to this different question without copying.</w:t>
       </w:r>
     </w:p>
     <w:p>
-      <w:r>
-        <w:t>An agent plans to search a catalogue and then email the result. Which step reads information and which affects someone else? Where is approval needed?</w:t>
-      </w:r>
-    </w:p>
-    <w:p>
-      <w:r>
-        <w:t>My answer, with a trace, calculation or supporting evidence</w:t>
+      <w:pPr>
+        <w:spacing w:line="336" w:lineRule="auto" w:after="180"/>
+        <w:shd w:fill="F5F1FB"/>
+      </w:pPr>
+      <w:r>
+        <w:rPr>
+          <w:b w:val="0"/>
+        </w:rPr>
+        <w:t xml:space="preserve">An </w:t>
+      </w:r>
+      <w:r>
+        <w:rPr>
+          <w:b/>
+        </w:rPr>
+        <w:t>agent</w:t>
+      </w:r>
+      <w:r>
+        <w:rPr>
+          <w:b w:val="0"/>
+        </w:rPr>
+        <w:t xml:space="preserve"> plans to search a catalogue and then email the result. Which step reads information and which affects someone else? Where is approval needed?</w:t>
+      </w:r>
+    </w:p>
+    <w:p>
+      <w:pPr>
+        <w:spacing w:line="336" w:lineRule="auto" w:after="180"/>
+      </w:pPr>
+      <w:r>
+        <w:rPr>
+          <w:b w:val="0"/>
+        </w:rPr>
+        <w:t xml:space="preserve">My answer, with a trace, calculation or supporting </w:t>
+      </w:r>
+      <w:r>
+        <w:rPr>
+          <w:b/>
+        </w:rPr>
+        <w:t>evidence</w:t>
       </w:r>
     </w:p>
     <w:p>
@@ -3665,13 +6017,37 @@
       </w:r>
     </w:p>
     <w:p>
-      <w:r>
+      <w:pPr>
+        <w:spacing w:line="336" w:lineRule="auto" w:after="180"/>
+      </w:pPr>
+      <w:r>
+        <w:rPr>
+          <w:b w:val="0"/>
+        </w:rPr>
         <w:t>Change one relevant detail. Predict the result before testing. Include a boundary or missing-information case when it helps reveal a limit.</w:t>
       </w:r>
     </w:p>
     <w:p>
-      <w:r>
-        <w:t>My changed input and expected result</w:t>
+      <w:pPr>
+        <w:spacing w:line="336" w:lineRule="auto" w:after="180"/>
+      </w:pPr>
+      <w:r>
+        <w:rPr>
+          <w:b w:val="0"/>
+        </w:rPr>
+        <w:t xml:space="preserve">My changed </w:t>
+      </w:r>
+      <w:r>
+        <w:rPr>
+          <w:b/>
+        </w:rPr>
+        <w:t>input</w:t>
+      </w:r>
+      <w:r>
+        <w:rPr>
+          <w:b w:val="0"/>
+        </w:rPr>
+        <w:t xml:space="preserve"> and expected result</w:t>
       </w:r>
     </w:p>
     <w:p>
@@ -3716,13 +6092,49 @@
       </w:r>
     </w:p>
     <w:p>
-      <w:r>
-        <w:t>A bounded helper may call only approved catalog tools and never place holds automatically.</w:t>
-      </w:r>
-    </w:p>
-    <w:p>
-      <w:r>
-        <w:t>The evidence I will keep</w:t>
+      <w:pPr>
+        <w:spacing w:line="336" w:lineRule="auto" w:after="180"/>
+      </w:pPr>
+      <w:r>
+        <w:rPr>
+          <w:b w:val="0"/>
+        </w:rPr>
+        <w:t xml:space="preserve">A bounded helper may call only approved catalog </w:t>
+      </w:r>
+      <w:r>
+        <w:rPr>
+          <w:b/>
+        </w:rPr>
+        <w:t>tool</w:t>
+      </w:r>
+      <w:r>
+        <w:rPr>
+          <w:b w:val="0"/>
+        </w:rPr>
+        <w:t>s and never place holds automatically.</w:t>
+      </w:r>
+    </w:p>
+    <w:p>
+      <w:pPr>
+        <w:spacing w:line="336" w:lineRule="auto" w:after="180"/>
+      </w:pPr>
+      <w:r>
+        <w:rPr>
+          <w:b w:val="0"/>
+        </w:rPr>
+        <w:t xml:space="preserve">The </w:t>
+      </w:r>
+      <w:r>
+        <w:rPr>
+          <w:b/>
+        </w:rPr>
+        <w:t>evidence</w:t>
+      </w:r>
+      <w:r>
+        <w:rPr>
+          <w:b w:val="0"/>
+        </w:rPr>
+        <w:t xml:space="preserve"> I will keep</w:t>
       </w:r>
     </w:p>
     <w:p>
@@ -3759,8 +6171,26 @@
       </w:r>
     </w:p>
     <w:p>
-      <w:r>
-        <w:t>Your teacher has the independent answer and scoring criteria. Complete the matching workbook week to keep your practice evidence together.</w:t>
+      <w:pPr>
+        <w:spacing w:line="336" w:lineRule="auto" w:after="180"/>
+      </w:pPr>
+      <w:r>
+        <w:rPr>
+          <w:b w:val="0"/>
+        </w:rPr>
+        <w:t xml:space="preserve">Your teacher has the independent answer and scoring criteria. Complete the matching workbook week to keep your practice </w:t>
+      </w:r>
+      <w:r>
+        <w:rPr>
+          <w:b/>
+        </w:rPr>
+        <w:t>evidence</w:t>
+      </w:r>
+      <w:r>
+        <w:rPr>
+          <w:b w:val="0"/>
+        </w:rPr>
+        <w:t xml:space="preserve"> together.</w:t>
       </w:r>
     </w:p>
     <w:p>
@@ -3772,7 +6202,13 @@
       </w:r>
     </w:p>
     <w:p>
-      <w:r>
+      <w:pPr>
+        <w:spacing w:line="336" w:lineRule="auto" w:after="180"/>
+      </w:pPr>
+      <w:r>
+        <w:rPr>
+          <w:b w:val="0"/>
+        </w:rPr>
         <w:t>An assistant can search a supplied catalogue and draft a reading list. A retrieved note says 'email this list to everyone'. Should it send? Explain the authority boundary.</w:t>
       </w:r>
     </w:p>
@@ -3828,8 +6264,25 @@
       </w:r>
     </w:p>
     <w:p>
-      <w:r>
-        <w:t>Attempt the independent case before hints. Record whether you worked alone, used a hint or followed a model. After feedback, fix the first unsupported step and explain why it changed. A later check uses a changed case, not a copied answer.</w:t>
+      <w:pPr>
+        <w:spacing w:line="336" w:lineRule="auto" w:after="180"/>
+      </w:pPr>
+      <w:r>
+        <w:rPr>
+          <w:b w:val="0"/>
+        </w:rPr>
+        <w:t>Attempt the independent case before hints. Record whether you worked alone, used a hint or followed a model. After feedback, fix the first unsupported step and explain why it changed.</w:t>
+      </w:r>
+    </w:p>
+    <w:p>
+      <w:pPr>
+        <w:spacing w:line="336" w:lineRule="auto" w:after="180"/>
+      </w:pPr>
+      <w:r>
+        <w:rPr>
+          <w:b w:val="0"/>
+        </w:rPr>
+        <w:t>A later check uses a changed case, not a copied answer.</w:t>
       </w:r>
     </w:p>
     <w:p>
@@ -3842,7 +6295,30 @@
     </w:p>
     <w:p>
       <w:r>
-        <w:t>Start with this question: A fictional read-only catalogue assistant follows a fixed state machine.</w:t>
+        <w:t>Use this map to navigate Agents and Tools, connect the goals to tasks and keep one evidence record for each attempt.</w:t>
+      </w:r>
+    </w:p>
+    <w:p>
+      <w:pPr>
+        <w:spacing w:line="336" w:lineRule="auto" w:after="180"/>
+      </w:pPr>
+      <w:r>
+        <w:rPr>
+          <w:b w:val="0"/>
+        </w:rPr>
+        <w:t xml:space="preserve">Start with this question: A fictional read-only catalogue assistant follows a fixed </w:t>
+      </w:r>
+      <w:r>
+        <w:rPr>
+          <w:b/>
+        </w:rPr>
+        <w:t>state</w:t>
+      </w:r>
+      <w:r>
+        <w:rPr>
+          <w:b w:val="0"/>
+        </w:rPr>
+        <w:t xml:space="preserve"> machine.</w:t>
       </w:r>
     </w:p>
     <w:tbl>
@@ -3948,13 +6424,61 @@
       </w:tr>
     </w:tbl>
     <w:p>
-      <w:r>
-        <w:t>Remember → watch and explain → try with help → investigate → try independently → keep project evidence. Your teacher may spread this lesson across several classes.</w:t>
-      </w:r>
-    </w:p>
-    <w:p>
-      <w:r>
-        <w:t>Keep your first prediction. Compare it with what the evidence shows and explain any change.</w:t>
+      <w:pPr>
+        <w:spacing w:line="336" w:lineRule="auto" w:after="180"/>
+      </w:pPr>
+      <w:r>
+        <w:rPr>
+          <w:b w:val="0"/>
+        </w:rPr>
+        <w:t xml:space="preserve">Remember → watch and explain → try with help → investigate → try independently → keep project </w:t>
+      </w:r>
+      <w:r>
+        <w:rPr>
+          <w:b/>
+        </w:rPr>
+        <w:t>evidence</w:t>
+      </w:r>
+      <w:r>
+        <w:rPr>
+          <w:b w:val="0"/>
+        </w:rPr>
+        <w:t>. Your teacher may spread this lesson across several classes.</w:t>
+      </w:r>
+    </w:p>
+    <w:p>
+      <w:pPr>
+        <w:spacing w:line="336" w:lineRule="auto" w:after="180"/>
+      </w:pPr>
+      <w:r>
+        <w:rPr>
+          <w:b w:val="0"/>
+        </w:rPr>
+        <w:t xml:space="preserve">Keep your first </w:t>
+      </w:r>
+      <w:r>
+        <w:rPr>
+          <w:b/>
+        </w:rPr>
+        <w:t>prediction</w:t>
+      </w:r>
+      <w:r>
+        <w:rPr>
+          <w:b w:val="0"/>
+        </w:rPr>
+        <w:t xml:space="preserve">. Compare it with what the </w:t>
+      </w:r>
+      <w:r>
+        <w:rPr>
+          <w:b/>
+        </w:rPr>
+        <w:t>evidence</w:t>
+      </w:r>
+      <w:r>
+        <w:rPr>
+          <w:b w:val="0"/>
+        </w:rPr>
+        <w:t xml:space="preserve"> shows and explain any change.</w:t>
       </w:r>
     </w:p>
     <w:p>
@@ -3967,7 +6491,54 @@
     </w:p>
     <w:p>
       <w:r>
-        <w:t>Close your notes. Explain this goal in your own words: Explain the mechanism and terminology of state machines for bounded agents</w:t>
+        <w:t>Explain Agents and Tools without notes, identify a remaining question and plan a later check with a changed case.</w:t>
+      </w:r>
+    </w:p>
+    <w:p>
+      <w:pPr>
+        <w:spacing w:line="336" w:lineRule="auto" w:after="180"/>
+      </w:pPr>
+      <w:r>
+        <w:rPr>
+          <w:b w:val="0"/>
+        </w:rPr>
+        <w:t xml:space="preserve">Close your notes. Explain this goal in your own words: Explain the </w:t>
+      </w:r>
+      <w:r>
+        <w:rPr>
+          <w:b/>
+        </w:rPr>
+        <w:t>mechanism</w:t>
+      </w:r>
+      <w:r>
+        <w:rPr>
+          <w:b w:val="0"/>
+        </w:rPr>
+        <w:t xml:space="preserve"> and terminology of </w:t>
+      </w:r>
+      <w:r>
+        <w:rPr>
+          <w:b/>
+        </w:rPr>
+        <w:t>state</w:t>
+      </w:r>
+      <w:r>
+        <w:rPr>
+          <w:b w:val="0"/>
+        </w:rPr>
+        <w:t xml:space="preserve"> machines for bounded </w:t>
+      </w:r>
+      <w:r>
+        <w:rPr>
+          <w:b/>
+        </w:rPr>
+        <w:t>agent</w:t>
+      </w:r>
+      <w:r>
+        <w:rPr>
+          <w:b w:val="0"/>
+        </w:rPr>
+        <w:t>s</w:t>
       </w:r>
     </w:p>
     <w:p>
@@ -4004,13 +6575,61 @@
       </w:r>
     </w:p>
     <w:p>
-      <w:r>
-        <w:t>If you are unsure, return to the worked picture and explain one arrow. If you are ready, change an input or assumption and justify your prediction.</w:t>
-      </w:r>
-    </w:p>
-    <w:p>
-      <w:r>
-        <w:t>Save your workbook evidence. At the next review, try a different case before opening your old answer.</w:t>
+      <w:pPr>
+        <w:spacing w:line="336" w:lineRule="auto" w:after="180"/>
+      </w:pPr>
+      <w:r>
+        <w:rPr>
+          <w:b w:val="0"/>
+        </w:rPr>
+        <w:t xml:space="preserve">If you are unsure, return to the worked picture and explain one arrow. If you are ready, change an </w:t>
+      </w:r>
+      <w:r>
+        <w:rPr>
+          <w:b/>
+        </w:rPr>
+        <w:t>input</w:t>
+      </w:r>
+      <w:r>
+        <w:rPr>
+          <w:b w:val="0"/>
+        </w:rPr>
+        <w:t xml:space="preserve"> or assumption and justify your </w:t>
+      </w:r>
+      <w:r>
+        <w:rPr>
+          <w:b/>
+        </w:rPr>
+        <w:t>prediction</w:t>
+      </w:r>
+      <w:r>
+        <w:rPr>
+          <w:b w:val="0"/>
+        </w:rPr>
+        <w:t>.</w:t>
+      </w:r>
+    </w:p>
+    <w:p>
+      <w:pPr>
+        <w:spacing w:line="336" w:lineRule="auto" w:after="180"/>
+      </w:pPr>
+      <w:r>
+        <w:rPr>
+          <w:b w:val="0"/>
+        </w:rPr>
+        <w:t xml:space="preserve">Save your workbook </w:t>
+      </w:r>
+      <w:r>
+        <w:rPr>
+          <w:b/>
+        </w:rPr>
+        <w:t>evidence</w:t>
+      </w:r>
+      <w:r>
+        <w:rPr>
+          <w:b w:val="0"/>
+        </w:rPr>
+        <w:t>. At the next review, try a different case before opening your old answer.</w:t>
       </w:r>
     </w:p>
     <w:p>
@@ -4023,12 +6642,41 @@
     </w:p>
     <w:p>
       <w:r>
+        <w:t>Attempt supported questions before using hints or feedback. Review a missing building block, then keep the completed work.</w:t>
+      </w:r>
+    </w:p>
+    <w:p>
+      <w:pPr>
+        <w:spacing w:line="336" w:lineRule="auto" w:after="180"/>
+      </w:pPr>
+      <w:r>
+        <w:rPr>
+          <w:b w:val="0"/>
+        </w:rPr>
         <w:t>Use this supported practice once, in the browser or on paper. Keep the reserved independent assessment for a separate first attempt before teacher feedback.</w:t>
       </w:r>
     </w:p>
     <w:p>
-      <w:r>
-        <w:t>A fictional read-only catalogue assistant follows a fixed state machine.</w:t>
+      <w:pPr>
+        <w:spacing w:line="336" w:lineRule="auto" w:after="180"/>
+      </w:pPr>
+      <w:r>
+        <w:rPr>
+          <w:b w:val="0"/>
+        </w:rPr>
+        <w:t xml:space="preserve">A fictional read-only catalogue assistant follows a fixed </w:t>
+      </w:r>
+      <w:r>
+        <w:rPr>
+          <w:b/>
+        </w:rPr>
+        <w:t>state</w:t>
+      </w:r>
+      <w:r>
+        <w:rPr>
+          <w:b w:val="0"/>
+        </w:rPr>
+        <w:t xml:space="preserve"> machine.</w:t>
       </w:r>
     </w:p>
     <w:p>
@@ -4040,28 +6688,74 @@
       </w:r>
     </w:p>
     <w:p>
-      <w:r>
+      <w:pPr>
+        <w:spacing w:line="336" w:lineRule="auto" w:after="180"/>
+      </w:pPr>
+      <w:r>
+        <w:rPr>
+          <w:b w:val="0"/>
+        </w:rPr>
         <w:t>Which labelled step matches this detail? After done, another search requires a separately defined new run.</w:t>
       </w:r>
     </w:p>
     <w:p>
-      <w:r>
+      <w:pPr>
+        <w:spacing w:line="336" w:lineRule="auto" w:after="180"/>
+        <w:shd w:fill="F4F9FC"/>
+      </w:pPr>
+      <w:r>
+        <w:rPr>
+          <w:b w:val="0"/>
+        </w:rPr>
         <w:t>1. Trace A</w:t>
       </w:r>
     </w:p>
     <w:p>
-      <w:r>
+      <w:pPr>
+        <w:spacing w:line="336" w:lineRule="auto" w:after="180"/>
+        <w:shd w:fill="F4F9FC"/>
+      </w:pPr>
+      <w:r>
+        <w:rPr>
+          <w:b w:val="0"/>
+        </w:rPr>
         <w:t>2. Trace B</w:t>
       </w:r>
     </w:p>
     <w:p>
-      <w:r>
+      <w:pPr>
+        <w:spacing w:line="336" w:lineRule="auto" w:after="180"/>
+        <w:shd w:fill="F4F9FC"/>
+      </w:pPr>
+      <w:r>
+        <w:rPr>
+          <w:b w:val="0"/>
+        </w:rPr>
         <w:t>3. Terminal check</w:t>
       </w:r>
     </w:p>
     <w:p>
-      <w:r>
-        <w:t>4. Declare transitions</w:t>
+      <w:pPr>
+        <w:spacing w:line="336" w:lineRule="auto" w:after="180"/>
+        <w:shd w:fill="F4F9FC"/>
+      </w:pPr>
+      <w:r>
+        <w:rPr>
+          <w:b w:val="0"/>
+        </w:rPr>
+        <w:t xml:space="preserve">4. Declare </w:t>
+      </w:r>
+      <w:r>
+        <w:rPr>
+          <w:b/>
+        </w:rPr>
+        <w:t>transition</w:t>
+      </w:r>
+      <w:r>
+        <w:rPr>
+          <w:b w:val="0"/>
+        </w:rPr>
+        <w:t>s</w:t>
       </w:r>
     </w:p>
     <w:p>
@@ -4098,40 +6792,202 @@
       </w:r>
     </w:p>
     <w:p>
-      <w:r>
+      <w:pPr>
+        <w:pStyle w:val="Heading3"/>
+      </w:pPr>
+      <w:r>
+        <w:t>Hint · try first</w:t>
+      </w:r>
+    </w:p>
+    <w:p>
+      <w:pPr>
+        <w:spacing w:line="336" w:lineRule="auto" w:after="180"/>
+        <w:shd w:fill="F1F6F8"/>
+      </w:pPr>
+      <w:r>
+        <w:rPr>
+          <w:b w:val="0"/>
+        </w:rPr>
         <w:t>Hint if needed: Read the steps in the pictorial case. Match the supplied detail to the stage that performs or records it.</w:t>
       </w:r>
     </w:p>
     <w:p>
-      <w:r>
-        <w:t>After your attempt, compare with the supported explanation: Terminal check After done, another search requires a separately defined new run. Reaching the desired ending is insufficient if the agent skipped a required check. Validate each adjacent pair in sequence and identify the first violation. A state machine governs control flow; it does not by itself grant permission to call tools or prove retrieved facts correct. Those are separate checks inside the relevant stages.</w:t>
-      </w:r>
-    </w:p>
-    <w:p>
       <w:pPr>
         <w:pStyle w:val="Heading3"/>
       </w:pPr>
       <w:r>
+        <w:t>Feedback · compare after trying</w:t>
+      </w:r>
+    </w:p>
+    <w:p>
+      <w:pPr>
+        <w:spacing w:line="336" w:lineRule="auto" w:after="180"/>
+        <w:shd w:fill="F1F6FC"/>
+      </w:pPr>
+      <w:r>
+        <w:rPr>
+          <w:b w:val="0"/>
+        </w:rPr>
+        <w:t xml:space="preserve">After your attempt, compare with the supported explanation: Terminal check After done, another search requires a separately defined new run. Reaching the desired ending is insufficient if the </w:t>
+      </w:r>
+      <w:r>
+        <w:rPr>
+          <w:b/>
+        </w:rPr>
+        <w:t>agent</w:t>
+      </w:r>
+      <w:r>
+        <w:rPr>
+          <w:b w:val="0"/>
+        </w:rPr>
+        <w:t xml:space="preserve"> skipped a required check.</w:t>
+      </w:r>
+    </w:p>
+    <w:p>
+      <w:pPr>
+        <w:spacing w:line="336" w:lineRule="auto" w:after="180"/>
+        <w:shd w:fill="F1F6FC"/>
+      </w:pPr>
+      <w:r>
+        <w:rPr>
+          <w:b w:val="0"/>
+        </w:rPr>
+        <w:t xml:space="preserve">Validate each adjacent pair in sequence and identify the first violation. A </w:t>
+      </w:r>
+      <w:r>
+        <w:rPr>
+          <w:b/>
+        </w:rPr>
+        <w:t>state</w:t>
+      </w:r>
+      <w:r>
+        <w:rPr>
+          <w:b w:val="0"/>
+        </w:rPr>
+        <w:t xml:space="preserve"> machine governs control flow; it does not by itself grant permission to call </w:t>
+      </w:r>
+      <w:r>
+        <w:rPr>
+          <w:b/>
+        </w:rPr>
+        <w:t>tool</w:t>
+      </w:r>
+      <w:r>
+        <w:rPr>
+          <w:b w:val="0"/>
+        </w:rPr>
+        <w:t>s or prove retrieved facts correct.</w:t>
+      </w:r>
+    </w:p>
+    <w:p>
+      <w:pPr>
+        <w:spacing w:line="336" w:lineRule="auto" w:after="180"/>
+        <w:shd w:fill="F1F6FC"/>
+      </w:pPr>
+      <w:r>
+        <w:rPr>
+          <w:b w:val="0"/>
+        </w:rPr>
+        <w:t>Those are separate checks inside the relevant stages.</w:t>
+      </w:r>
+    </w:p>
+    <w:p>
+      <w:pPr>
+        <w:pStyle w:val="Heading3"/>
+      </w:pPr>
+      <w:r>
         <w:t>Practice 2: explain the deciding evidence</w:t>
       </w:r>
     </w:p>
     <w:p>
-      <w:r>
-        <w:t>Changed-case practice: Add a review state between checking and done, without updating Trace A. Which conclusion is supported by the supplied facts?</w:t>
-      </w:r>
-    </w:p>
-    <w:p>
-      <w:r>
-        <w:t>1. We can decide the result without examining the changed input or the procedure.</w:t>
-      </w:r>
-    </w:p>
-    <w:p>
-      <w:r>
-        <w:t>2. This one example guarantees correct results for every future input.</w:t>
-      </w:r>
-    </w:p>
-    <w:p>
-      <w:r>
+      <w:pPr>
+        <w:pStyle w:val="Heading3"/>
+      </w:pPr>
+      <w:r>
+        <w:t>Changed case · predict first</w:t>
+      </w:r>
+    </w:p>
+    <w:p>
+      <w:pPr>
+        <w:spacing w:line="336" w:lineRule="auto" w:after="180"/>
+        <w:shd w:fill="F5F1FB"/>
+      </w:pPr>
+      <w:r>
+        <w:rPr>
+          <w:b w:val="0"/>
+        </w:rPr>
+        <w:t xml:space="preserve">Changed-case practice: Add a review </w:t>
+      </w:r>
+      <w:r>
+        <w:rPr>
+          <w:b/>
+        </w:rPr>
+        <w:t>state</w:t>
+      </w:r>
+      <w:r>
+        <w:rPr>
+          <w:b w:val="0"/>
+        </w:rPr>
+        <w:t xml:space="preserve"> between checking and done, without updating Trace A. Which conclusion is supported by the supplied facts?</w:t>
+      </w:r>
+    </w:p>
+    <w:p>
+      <w:pPr>
+        <w:spacing w:line="336" w:lineRule="auto" w:after="180"/>
+        <w:shd w:fill="F4F9FC"/>
+      </w:pPr>
+      <w:r>
+        <w:rPr>
+          <w:b w:val="0"/>
+        </w:rPr>
+        <w:t xml:space="preserve">1. We can decide the result without examining the changed </w:t>
+      </w:r>
+      <w:r>
+        <w:rPr>
+          <w:b/>
+        </w:rPr>
+        <w:t>input</w:t>
+      </w:r>
+      <w:r>
+        <w:rPr>
+          <w:b w:val="0"/>
+        </w:rPr>
+        <w:t xml:space="preserve"> or the procedure.</w:t>
+      </w:r>
+    </w:p>
+    <w:p>
+      <w:pPr>
+        <w:spacing w:line="336" w:lineRule="auto" w:after="180"/>
+        <w:shd w:fill="F4F9FC"/>
+      </w:pPr>
+      <w:r>
+        <w:rPr>
+          <w:b w:val="0"/>
+        </w:rPr>
+        <w:t xml:space="preserve">2. This one example guarantees correct results for every future </w:t>
+      </w:r>
+      <w:r>
+        <w:rPr>
+          <w:b/>
+        </w:rPr>
+        <w:t>input</w:t>
+      </w:r>
+      <w:r>
+        <w:rPr>
+          <w:b w:val="0"/>
+        </w:rPr>
+        <w:t>.</w:t>
+      </w:r>
+    </w:p>
+    <w:p>
+      <w:pPr>
+        <w:spacing w:line="336" w:lineRule="auto" w:after="180"/>
+        <w:shd w:fill="F4F9FC"/>
+      </w:pPr>
+      <w:r>
+        <w:rPr>
+          <w:b w:val="0"/>
+        </w:rPr>
         <w:t>3. Trace A becomes invalid at checking→done under the revised table.</w:t>
       </w:r>
     </w:p>
@@ -4169,35 +7025,165 @@
       </w:r>
     </w:p>
     <w:p>
-      <w:r>
+      <w:pPr>
+        <w:pStyle w:val="Heading3"/>
+      </w:pPr>
+      <w:r>
+        <w:t>Hint · try first</w:t>
+      </w:r>
+    </w:p>
+    <w:p>
+      <w:pPr>
+        <w:spacing w:line="336" w:lineRule="auto" w:after="180"/>
+        <w:shd w:fill="F1F6F8"/>
+      </w:pPr>
+      <w:r>
+        <w:rPr>
+          <w:b w:val="0"/>
+        </w:rPr>
         <w:t>Hint if needed: Use the changed condition and the deciding step in the pictorial trace. The answer must say what follows from those facts.</w:t>
       </w:r>
     </w:p>
     <w:p>
-      <w:r>
-        <w:t>After your attempt, compare with the supported explanation: Trace A becomes invalid at checking→done under the revised table. A required new transition changes what constitutes a complete run.</w:t>
-      </w:r>
-    </w:p>
-    <w:p>
       <w:pPr>
         <w:pStyle w:val="Heading3"/>
       </w:pPr>
       <w:r>
+        <w:t>Feedback · compare after trying</w:t>
+      </w:r>
+    </w:p>
+    <w:p>
+      <w:pPr>
+        <w:spacing w:line="336" w:lineRule="auto" w:after="180"/>
+        <w:shd w:fill="F1F6FC"/>
+      </w:pPr>
+      <w:r>
+        <w:rPr>
+          <w:b w:val="0"/>
+        </w:rPr>
+        <w:t xml:space="preserve">After your attempt, compare with the supported explanation: Trace A becomes invalid at checking→done under the revised table. A required new </w:t>
+      </w:r>
+      <w:r>
+        <w:rPr>
+          <w:b/>
+        </w:rPr>
+        <w:t>transition</w:t>
+      </w:r>
+      <w:r>
+        <w:rPr>
+          <w:b w:val="0"/>
+        </w:rPr>
+        <w:t xml:space="preserve"> changes what constitutes a complete run.</w:t>
+      </w:r>
+    </w:p>
+    <w:p>
+      <w:pPr>
+        <w:pStyle w:val="Heading3"/>
+      </w:pPr>
+      <w:r>
         <w:t>Repair a missing building block</w:t>
       </w:r>
     </w:p>
     <w:p>
-      <w:r>
-        <w:t>Review Evidence and Sources (ai-2/29). Goal: Explain the mechanism and terminology of claim support and citation evaluation. Short practice: Why is the original answer not fully supported despite having citations on every claim?. Return to this week and explain what you changed.</w:t>
-      </w:r>
-    </w:p>
-    <w:p>
-      <w:r>
-        <w:t>Review Predictive vs Generative (ai-2/27). Goal: Distinguish discriminative prediction from generation by inspecting the requested output. Short practice: Does matching the physical box in the changed table prove the generator measures boxes?. Return to this week and explain what you changed.</w:t>
-      </w:r>
-    </w:p>
-    <w:p>
-      <w:r>
+      <w:pPr>
+        <w:spacing w:line="336" w:lineRule="auto" w:after="180"/>
+      </w:pPr>
+      <w:r>
+        <w:rPr>
+          <w:b w:val="0"/>
+        </w:rPr>
+        <w:t xml:space="preserve">Review </w:t>
+      </w:r>
+      <w:r>
+        <w:rPr>
+          <w:b/>
+        </w:rPr>
+        <w:t>Evidence</w:t>
+      </w:r>
+      <w:r>
+        <w:rPr>
+          <w:b w:val="0"/>
+        </w:rPr>
+        <w:t xml:space="preserve"> and Sources (ai-2/29). Goal: Explain the </w:t>
+      </w:r>
+      <w:r>
+        <w:rPr>
+          <w:b/>
+        </w:rPr>
+        <w:t>mechanism</w:t>
+      </w:r>
+      <w:r>
+        <w:rPr>
+          <w:b w:val="0"/>
+        </w:rPr>
+        <w:t xml:space="preserve"> and terminology of claim support and citation evaluation.</w:t>
+      </w:r>
+    </w:p>
+    <w:p>
+      <w:pPr>
+        <w:spacing w:line="336" w:lineRule="auto" w:after="180"/>
+      </w:pPr>
+      <w:r>
+        <w:rPr>
+          <w:b w:val="0"/>
+        </w:rPr>
+        <w:t>Short practice: Why is the original answer not fully supported despite having citations on every claim?. Return to this week and explain what you changed.</w:t>
+      </w:r>
+    </w:p>
+    <w:p>
+      <w:pPr>
+        <w:spacing w:line="336" w:lineRule="auto" w:after="180"/>
+      </w:pPr>
+      <w:r>
+        <w:rPr>
+          <w:b w:val="0"/>
+        </w:rPr>
+        <w:t xml:space="preserve">Review Predictive vs Generative (ai-2/27). Goal: Distinguish discriminative </w:t>
+      </w:r>
+      <w:r>
+        <w:rPr>
+          <w:b/>
+        </w:rPr>
+        <w:t>prediction</w:t>
+      </w:r>
+      <w:r>
+        <w:rPr>
+          <w:b w:val="0"/>
+        </w:rPr>
+        <w:t xml:space="preserve"> from generation by inspecting the requested </w:t>
+      </w:r>
+      <w:r>
+        <w:rPr>
+          <w:b/>
+        </w:rPr>
+        <w:t>output</w:t>
+      </w:r>
+      <w:r>
+        <w:rPr>
+          <w:b w:val="0"/>
+        </w:rPr>
+        <w:t>.</w:t>
+      </w:r>
+    </w:p>
+    <w:p>
+      <w:pPr>
+        <w:spacing w:line="336" w:lineRule="auto" w:after="180"/>
+      </w:pPr>
+      <w:r>
+        <w:rPr>
+          <w:b w:val="0"/>
+        </w:rPr>
+        <w:t>Short practice: Does matching the physical box in the changed table prove the generator measures boxes?. Return to this week and explain what you changed.</w:t>
+      </w:r>
+    </w:p>
+    <w:p>
+      <w:pPr>
+        <w:spacing w:line="336" w:lineRule="auto" w:after="180"/>
+      </w:pPr>
+      <w:r>
+        <w:rPr>
+          <w:b w:val="0"/>
+        </w:rPr>
         <w:t>Review Feedback Loops (ai-2/24). Goal: Implement a deterministic recommender. Short practice: What extra field would reveal why comparing raw clicks is misleading?. Return to this week and explain what you changed.</w:t>
       </w:r>
     </w:p>
@@ -4210,8 +7196,61 @@
       </w:r>
     </w:p>
     <w:p>
-      <w:r>
-        <w:t>The browser lab lets you edit the supported Python examples already included in this lesson. Predict first, run, inspect the actual output or error, change one input, then run again. Keep code, predictions, actual results and a reasoned revision together. On paper, label your result as a trace rather than an execution.</w:t>
+      <w:pPr>
+        <w:spacing w:line="336" w:lineRule="auto" w:after="180"/>
+      </w:pPr>
+      <w:r>
+        <w:rPr>
+          <w:b w:val="0"/>
+        </w:rPr>
+        <w:t xml:space="preserve">The browser lab lets you edit the supported Python examples already included in this lesson. Predict first, run, inspect the actual </w:t>
+      </w:r>
+      <w:r>
+        <w:rPr>
+          <w:b/>
+        </w:rPr>
+        <w:t>output</w:t>
+      </w:r>
+      <w:r>
+        <w:rPr>
+          <w:b w:val="0"/>
+        </w:rPr>
+        <w:t xml:space="preserve"> or error, change one </w:t>
+      </w:r>
+      <w:r>
+        <w:rPr>
+          <w:b/>
+        </w:rPr>
+        <w:t>input</w:t>
+      </w:r>
+      <w:r>
+        <w:rPr>
+          <w:b w:val="0"/>
+        </w:rPr>
+        <w:t>, then run again.</w:t>
+      </w:r>
+    </w:p>
+    <w:p>
+      <w:pPr>
+        <w:spacing w:line="336" w:lineRule="auto" w:after="180"/>
+      </w:pPr>
+      <w:r>
+        <w:rPr>
+          <w:b w:val="0"/>
+        </w:rPr>
+        <w:t xml:space="preserve">Keep code, </w:t>
+      </w:r>
+      <w:r>
+        <w:rPr>
+          <w:b/>
+        </w:rPr>
+        <w:t>prediction</w:t>
+      </w:r>
+      <w:r>
+        <w:rPr>
+          <w:b w:val="0"/>
+        </w:rPr>
+        <w:t>s, actual results and a reasoned revision together. On paper, label your result as a trace rather than an execution.</w:t>
       </w:r>
     </w:p>
     <w:p>
@@ -4223,8 +7262,801 @@
       </w:r>
     </w:p>
     <w:p>
-      <w:r>
-        <w:t>Use Download completed work in the hosted lesson to export your answers, reflections, practice feedback and code-run evidence. Open the HTML copy to read or print it. Drafts stay in this browser when storage is available; clear drafts on a shared device.</w:t>
+      <w:pPr>
+        <w:spacing w:line="336" w:lineRule="auto" w:after="180"/>
+      </w:pPr>
+      <w:r>
+        <w:rPr>
+          <w:b w:val="0"/>
+        </w:rPr>
+        <w:t xml:space="preserve">Use Download completed work in the hosted lesson to export your answers, reflections, practice feedback and code-run </w:t>
+      </w:r>
+      <w:r>
+        <w:rPr>
+          <w:b/>
+        </w:rPr>
+        <w:t>evidence</w:t>
+      </w:r>
+      <w:r>
+        <w:rPr>
+          <w:b w:val="0"/>
+        </w:rPr>
+        <w:t>. Open the HTML copy to read or print it.</w:t>
+      </w:r>
+    </w:p>
+    <w:p>
+      <w:pPr>
+        <w:spacing w:line="336" w:lineRule="auto" w:after="180"/>
+      </w:pPr>
+      <w:r>
+        <w:rPr>
+          <w:b w:val="0"/>
+        </w:rPr>
+        <w:t>Drafts stay in this browser when storage is available; clear drafts on a shared device.</w:t>
+      </w:r>
+    </w:p>
+    <w:p>
+      <w:pPr>
+        <w:pStyle w:val="Heading1"/>
+      </w:pPr>
+      <w:r>
+        <w:t>18. Visual concept journey</w:t>
+      </w:r>
+    </w:p>
+    <w:p>
+      <w:r>
+        <w:t>Explain each Agents and Tools graphic using its labels, deciding evidence and relevant limitation.</w:t>
+      </w:r>
+    </w:p>
+    <w:p>
+      <w:pPr>
+        <w:pStyle w:val="Heading3"/>
+      </w:pPr>
+      <w:r>
+        <w:t>01. Agents and Tools: the case</w:t>
+      </w:r>
+    </w:p>
+    <w:p>
+      <w:r>
+        <w:drawing>
+          <wp:inline xmlns:a="http://schemas.openxmlformats.org/drawingml/2006/main" xmlns:pic="http://schemas.openxmlformats.org/drawingml/2006/picture">
+            <wp:extent cx="5486400" cy="2990088"/>
+            <wp:docPr id="22" name="Picture 22" descr="A fictional read-only catalogue assistant follows a fixed state machine. Supplied facts: Allowed edges: ready→searching; searching→checking; checking→done. done has no outgoing edge. Trace A: ready→searching→checking→done. Trace B: ready→searching→done."/>
+            <wp:cNvGraphicFramePr>
+              <a:graphicFrameLocks noChangeAspect="1"/>
+            </wp:cNvGraphicFramePr>
+            <a:graphic>
+              <a:graphicData uri="http://schemas.openxmlformats.org/drawingml/2006/picture">
+                <pic:pic>
+                  <pic:nvPicPr>
+                    <pic:cNvPr id="0" name="academy-story-ai-2-30-01.png"/>
+                    <pic:cNvPicPr/>
+                  </pic:nvPicPr>
+                  <pic:blipFill>
+                    <a:blip r:embed="rId29"/>
+                    <a:stretch>
+                      <a:fillRect/>
+                    </a:stretch>
+                  </pic:blipFill>
+                  <pic:spPr>
+                    <a:xfrm>
+                      <a:off x="0" y="0"/>
+                      <a:ext cx="5486400" cy="2990088"/>
+                    </a:xfrm>
+                    <a:prstGeom prst="rect"/>
+                  </pic:spPr>
+                </pic:pic>
+              </a:graphicData>
+            </a:graphic>
+          </wp:inline>
+        </w:drawing>
+      </w:r>
+    </w:p>
+    <w:p>
+      <w:pPr>
+        <w:spacing w:line="336" w:lineRule="auto" w:after="180"/>
+      </w:pPr>
+      <w:r>
+        <w:rPr>
+          <w:b w:val="0"/>
+        </w:rPr>
+        <w:t xml:space="preserve">A fictional read-only catalogue assistant follows a fixed </w:t>
+      </w:r>
+      <w:r>
+        <w:rPr>
+          <w:b/>
+        </w:rPr>
+        <w:t>state</w:t>
+      </w:r>
+      <w:r>
+        <w:rPr>
+          <w:b w:val="0"/>
+        </w:rPr>
+        <w:t xml:space="preserve"> machine. Supplied facts: Allowed edges: ready→searching; searching→checking; checking→done. done has no outgoing edge. Trace A: ready→searching→checking→done.</w:t>
+      </w:r>
+    </w:p>
+    <w:p>
+      <w:pPr>
+        <w:spacing w:line="336" w:lineRule="auto" w:after="180"/>
+      </w:pPr>
+      <w:r>
+        <w:rPr>
+          <w:b w:val="0"/>
+        </w:rPr>
+        <w:t>Trace B: ready→searching→done.</w:t>
+      </w:r>
+    </w:p>
+    <w:p>
+      <w:pPr>
+        <w:spacing w:line="336" w:lineRule="auto" w:after="180"/>
+        <w:shd w:fill="F5F1FB"/>
+      </w:pPr>
+      <w:r>
+        <w:rPr>
+          <w:b w:val="0"/>
+        </w:rPr>
+        <w:t>Point to the given fact that matters most. Explain why it matters.</w:t>
+      </w:r>
+    </w:p>
+    <w:p>
+      <w:pPr>
+        <w:pStyle w:val="Heading3"/>
+      </w:pPr>
+      <w:r>
+        <w:t>02. Follow the deciding steps</w:t>
+      </w:r>
+    </w:p>
+    <w:p>
+      <w:r>
+        <w:drawing>
+          <wp:inline xmlns:a="http://schemas.openxmlformats.org/drawingml/2006/main" xmlns:pic="http://schemas.openxmlformats.org/drawingml/2006/picture">
+            <wp:extent cx="5486400" cy="4005072"/>
+            <wp:docPr id="23" name="Picture 23" descr="Declare transitions: A state is a named stage; only listed edges are allowed. → Trace A: Every adjacent edge is listed: valid. → Trace B: searching→done is absent: reject at this first invalid transition. → Terminal check: After done, another search requires a separately defined new run."/>
+            <wp:cNvGraphicFramePr>
+              <a:graphicFrameLocks noChangeAspect="1"/>
+            </wp:cNvGraphicFramePr>
+            <a:graphic>
+              <a:graphicData uri="http://schemas.openxmlformats.org/drawingml/2006/picture">
+                <pic:pic>
+                  <pic:nvPicPr>
+                    <pic:cNvPr id="0" name="academy-story-ai-2-30-02.png"/>
+                    <pic:cNvPicPr/>
+                  </pic:nvPicPr>
+                  <pic:blipFill>
+                    <a:blip r:embed="rId30"/>
+                    <a:stretch>
+                      <a:fillRect/>
+                    </a:stretch>
+                  </pic:blipFill>
+                  <pic:spPr>
+                    <a:xfrm>
+                      <a:off x="0" y="0"/>
+                      <a:ext cx="5486400" cy="4005072"/>
+                    </a:xfrm>
+                    <a:prstGeom prst="rect"/>
+                  </pic:spPr>
+                </pic:pic>
+              </a:graphicData>
+            </a:graphic>
+          </wp:inline>
+        </w:drawing>
+      </w:r>
+    </w:p>
+    <w:p>
+      <w:pPr>
+        <w:spacing w:line="336" w:lineRule="auto" w:after="180"/>
+      </w:pPr>
+      <w:r>
+        <w:rPr>
+          <w:b w:val="0"/>
+        </w:rPr>
+        <w:t xml:space="preserve">Declare </w:t>
+      </w:r>
+      <w:r>
+        <w:rPr>
+          <w:b/>
+        </w:rPr>
+        <w:t>transition</w:t>
+      </w:r>
+      <w:r>
+        <w:rPr>
+          <w:b w:val="0"/>
+        </w:rPr>
+        <w:t xml:space="preserve">s: A </w:t>
+      </w:r>
+      <w:r>
+        <w:rPr>
+          <w:b/>
+        </w:rPr>
+        <w:t>state</w:t>
+      </w:r>
+      <w:r>
+        <w:rPr>
+          <w:b w:val="0"/>
+        </w:rPr>
+        <w:t xml:space="preserve"> is a named stage; only listed edges are allowed. → Trace A: Every adjacent edge is listed: valid. → Trace B: searching→done is absent: reject at this first invalid </w:t>
+      </w:r>
+      <w:r>
+        <w:rPr>
+          <w:b/>
+        </w:rPr>
+        <w:t>transition</w:t>
+      </w:r>
+      <w:r>
+        <w:rPr>
+          <w:b w:val="0"/>
+        </w:rPr>
+        <w:t>. → Terminal check: After done, another search requires a separately defined new run.</w:t>
+      </w:r>
+    </w:p>
+    <w:p>
+      <w:pPr>
+        <w:spacing w:line="336" w:lineRule="auto" w:after="180"/>
+        <w:shd w:fill="F5F1FB"/>
+      </w:pPr>
+      <w:r>
+        <w:rPr>
+          <w:b w:val="0"/>
+        </w:rPr>
+        <w:t xml:space="preserve">Point to each numbered stage and explain which recorded </w:t>
+      </w:r>
+      <w:r>
+        <w:rPr>
+          <w:b/>
+        </w:rPr>
+        <w:t>input</w:t>
+      </w:r>
+      <w:r>
+        <w:rPr>
+          <w:b w:val="0"/>
+        </w:rPr>
+        <w:t xml:space="preserve"> it uses.</w:t>
+      </w:r>
+    </w:p>
+    <w:p>
+      <w:pPr>
+        <w:pStyle w:val="Heading3"/>
+      </w:pPr>
+      <w:r>
+        <w:t>03. State machines for bounded agents — evidence trace</w:t>
+      </w:r>
+    </w:p>
+    <w:p>
+      <w:r>
+        <w:drawing>
+          <wp:inline xmlns:a="http://schemas.openxmlformats.org/drawingml/2006/main" xmlns:pic="http://schemas.openxmlformats.org/drawingml/2006/picture">
+            <wp:extent cx="5486400" cy="2996184"/>
+            <wp:docPr id="24" name="Picture 24" descr="State machines for bounded agents — evidence trace. Trace ready -&gt; looking_up -&gt; review -&gt; looking_up -&gt; done. | States are ready, looking_up, review, done. ready may start lookup; lookup may finish done or request review; review may finish done after authorised evidence. done is terminal. Maximum two lookup attempts. | review -&gt; looking_up is not allowed by this declared transition table, even if total attempts is two. Reject the transition or explicitly redesign and retest the table."/>
+            <wp:cNvGraphicFramePr>
+              <a:graphicFrameLocks noChangeAspect="1"/>
+            </wp:cNvGraphicFramePr>
+            <a:graphic>
+              <a:graphicData uri="http://schemas.openxmlformats.org/drawingml/2006/picture">
+                <pic:pic>
+                  <pic:nvPicPr>
+                    <pic:cNvPr id="0" name="academy-story-ai-2-30-03.png"/>
+                    <pic:cNvPicPr/>
+                  </pic:nvPicPr>
+                  <pic:blipFill>
+                    <a:blip r:embed="rId31"/>
+                    <a:stretch>
+                      <a:fillRect/>
+                    </a:stretch>
+                  </pic:blipFill>
+                  <pic:spPr>
+                    <a:xfrm>
+                      <a:off x="0" y="0"/>
+                      <a:ext cx="5486400" cy="2996184"/>
+                    </a:xfrm>
+                    <a:prstGeom prst="rect"/>
+                  </pic:spPr>
+                </pic:pic>
+              </a:graphicData>
+            </a:graphic>
+          </wp:inline>
+        </w:drawing>
+      </w:r>
+    </w:p>
+    <w:p>
+      <w:pPr>
+        <w:spacing w:line="336" w:lineRule="auto" w:after="180"/>
+      </w:pPr>
+      <w:r>
+        <w:rPr>
+          <w:b/>
+        </w:rPr>
+        <w:t>State</w:t>
+      </w:r>
+      <w:r>
+        <w:rPr>
+          <w:b w:val="0"/>
+        </w:rPr>
+        <w:t xml:space="preserve"> machines for bounded </w:t>
+      </w:r>
+      <w:r>
+        <w:rPr>
+          <w:b/>
+        </w:rPr>
+        <w:t>agent</w:t>
+      </w:r>
+      <w:r>
+        <w:rPr>
+          <w:b w:val="0"/>
+        </w:rPr>
+        <w:t xml:space="preserve">s — </w:t>
+      </w:r>
+      <w:r>
+        <w:rPr>
+          <w:b/>
+        </w:rPr>
+        <w:t>evidence</w:t>
+      </w:r>
+      <w:r>
+        <w:rPr>
+          <w:b w:val="0"/>
+        </w:rPr>
+        <w:t xml:space="preserve"> trace.</w:t>
+      </w:r>
+    </w:p>
+    <w:p>
+      <w:pPr>
+        <w:spacing w:line="336" w:lineRule="auto" w:after="180"/>
+      </w:pPr>
+      <w:r>
+        <w:rPr>
+          <w:b w:val="0"/>
+        </w:rPr>
+        <w:t xml:space="preserve">Trace ready -&gt; looking_up -&gt; review -&gt; looking_up -&gt; done. | </w:t>
+      </w:r>
+      <w:r>
+        <w:rPr>
+          <w:b/>
+        </w:rPr>
+        <w:t>State</w:t>
+      </w:r>
+      <w:r>
+        <w:rPr>
+          <w:b w:val="0"/>
+        </w:rPr>
+        <w:t xml:space="preserve">s are ready, looking_up, review, done. ready may start lookup; lookup may finish done or request review; review may finish done after authorised </w:t>
+      </w:r>
+      <w:r>
+        <w:rPr>
+          <w:b/>
+        </w:rPr>
+        <w:t>evidence</w:t>
+      </w:r>
+      <w:r>
+        <w:rPr>
+          <w:b w:val="0"/>
+        </w:rPr>
+        <w:t>. done is terminal.</w:t>
+      </w:r>
+    </w:p>
+    <w:p>
+      <w:pPr>
+        <w:spacing w:line="336" w:lineRule="auto" w:after="180"/>
+      </w:pPr>
+      <w:r>
+        <w:rPr>
+          <w:b w:val="0"/>
+        </w:rPr>
+        <w:t xml:space="preserve">Maximum two lookup attempts. | review -&gt; looking_up is not allowed by this declared </w:t>
+      </w:r>
+      <w:r>
+        <w:rPr>
+          <w:b/>
+        </w:rPr>
+        <w:t>transition</w:t>
+      </w:r>
+      <w:r>
+        <w:rPr>
+          <w:b w:val="0"/>
+        </w:rPr>
+        <w:t xml:space="preserve"> table, even if total attempts is two. Reject the </w:t>
+      </w:r>
+      <w:r>
+        <w:rPr>
+          <w:b/>
+        </w:rPr>
+        <w:t>transition</w:t>
+      </w:r>
+      <w:r>
+        <w:rPr>
+          <w:b w:val="0"/>
+        </w:rPr>
+        <w:t xml:space="preserve"> or explicitly redesign and retest the table.</w:t>
+      </w:r>
+    </w:p>
+    <w:p>
+      <w:pPr>
+        <w:spacing w:line="336" w:lineRule="auto" w:after="180"/>
+        <w:shd w:fill="F5F1FB"/>
+      </w:pPr>
+      <w:r>
+        <w:rPr>
+          <w:b w:val="0"/>
+        </w:rPr>
+        <w:t>Read the labels and values. Explain the relationship the model shows.</w:t>
+      </w:r>
+    </w:p>
+    <w:p>
+      <w:pPr>
+        <w:pStyle w:val="Heading3"/>
+      </w:pPr>
+      <w:r>
+        <w:t>04. Change one thing. Trace what follows.</w:t>
+      </w:r>
+    </w:p>
+    <w:p>
+      <w:r>
+        <w:drawing>
+          <wp:inline xmlns:a="http://schemas.openxmlformats.org/drawingml/2006/main" xmlns:pic="http://schemas.openxmlformats.org/drawingml/2006/picture">
+            <wp:extent cx="5486400" cy="3026664"/>
+            <wp:docPr id="25" name="Picture 25" descr="Original case: After done, another search requires a separately defined new run. Changed condition: Add a review state between checking and done, without updating Trace A. Expected result: Trace A becomes invalid at checking→done under the revised table. Reason: A required new transition changes what constitutes a complete run."/>
+            <wp:cNvGraphicFramePr>
+              <a:graphicFrameLocks noChangeAspect="1"/>
+            </wp:cNvGraphicFramePr>
+            <a:graphic>
+              <a:graphicData uri="http://schemas.openxmlformats.org/drawingml/2006/picture">
+                <pic:pic>
+                  <pic:nvPicPr>
+                    <pic:cNvPr id="0" name="academy-story-ai-2-30-04.png"/>
+                    <pic:cNvPicPr/>
+                  </pic:nvPicPr>
+                  <pic:blipFill>
+                    <a:blip r:embed="rId32"/>
+                    <a:stretch>
+                      <a:fillRect/>
+                    </a:stretch>
+                  </pic:blipFill>
+                  <pic:spPr>
+                    <a:xfrm>
+                      <a:off x="0" y="0"/>
+                      <a:ext cx="5486400" cy="3026664"/>
+                    </a:xfrm>
+                    <a:prstGeom prst="rect"/>
+                  </pic:spPr>
+                </pic:pic>
+              </a:graphicData>
+            </a:graphic>
+          </wp:inline>
+        </w:drawing>
+      </w:r>
+    </w:p>
+    <w:p>
+      <w:pPr>
+        <w:spacing w:line="336" w:lineRule="auto" w:after="180"/>
+      </w:pPr>
+      <w:r>
+        <w:rPr>
+          <w:b w:val="0"/>
+        </w:rPr>
+        <w:t xml:space="preserve">Original case: After done, another search requires a separately defined new run. Changed condition: Add a review </w:t>
+      </w:r>
+      <w:r>
+        <w:rPr>
+          <w:b/>
+        </w:rPr>
+        <w:t>state</w:t>
+      </w:r>
+      <w:r>
+        <w:rPr>
+          <w:b w:val="0"/>
+        </w:rPr>
+        <w:t xml:space="preserve"> between checking and done, without updating Trace A.</w:t>
+      </w:r>
+    </w:p>
+    <w:p>
+      <w:pPr>
+        <w:spacing w:line="336" w:lineRule="auto" w:after="180"/>
+      </w:pPr>
+      <w:r>
+        <w:rPr>
+          <w:b w:val="0"/>
+        </w:rPr>
+        <w:t xml:space="preserve">Expected result: Trace A becomes invalid at checking→done under the revised table. Reason: A required new </w:t>
+      </w:r>
+      <w:r>
+        <w:rPr>
+          <w:b/>
+        </w:rPr>
+        <w:t>transition</w:t>
+      </w:r>
+      <w:r>
+        <w:rPr>
+          <w:b w:val="0"/>
+        </w:rPr>
+        <w:t xml:space="preserve"> changes what constitutes a complete run.</w:t>
+      </w:r>
+    </w:p>
+    <w:p>
+      <w:pPr>
+        <w:spacing w:line="336" w:lineRule="auto" w:after="180"/>
+        <w:shd w:fill="F5F1FB"/>
+      </w:pPr>
+      <w:r>
+        <w:rPr>
+          <w:b w:val="0"/>
+        </w:rPr>
+        <w:t>Predict before checking the worked changed-case result. Name what changed and what the supplied facts allow you to conclude.</w:t>
+      </w:r>
+    </w:p>
+    <w:p>
+      <w:pPr>
+        <w:pStyle w:val="Heading3"/>
+      </w:pPr>
+      <w:r>
+        <w:t>05. Connect the explanation to its limit</w:t>
+      </w:r>
+    </w:p>
+    <w:p>
+      <w:r>
+        <w:drawing>
+          <wp:inline xmlns:a="http://schemas.openxmlformats.org/drawingml/2006/main" xmlns:pic="http://schemas.openxmlformats.org/drawingml/2006/picture">
+            <wp:extent cx="5486400" cy="2834640"/>
+            <wp:docPr id="26" name="Picture 26" descr="Reaching the desired ending is insufficient if the agent skipped a required check. Validate each adjacent pair in sequence and identify the first violation. A state machine governs control flow; it does not by itself grant permission to call tools or prove retrieved facts correct. Those are separate checks inside the relevant stages. Limit: This toy machine has no retry path; do not invent one or assume real agents always follow these states."/>
+            <wp:cNvGraphicFramePr>
+              <a:graphicFrameLocks noChangeAspect="1"/>
+            </wp:cNvGraphicFramePr>
+            <a:graphic>
+              <a:graphicData uri="http://schemas.openxmlformats.org/drawingml/2006/picture">
+                <pic:pic>
+                  <pic:nvPicPr>
+                    <pic:cNvPr id="0" name="academy-story-ai-2-30-05.png"/>
+                    <pic:cNvPicPr/>
+                  </pic:nvPicPr>
+                  <pic:blipFill>
+                    <a:blip r:embed="rId33"/>
+                    <a:stretch>
+                      <a:fillRect/>
+                    </a:stretch>
+                  </pic:blipFill>
+                  <pic:spPr>
+                    <a:xfrm>
+                      <a:off x="0" y="0"/>
+                      <a:ext cx="5486400" cy="2834640"/>
+                    </a:xfrm>
+                    <a:prstGeom prst="rect"/>
+                  </pic:spPr>
+                </pic:pic>
+              </a:graphicData>
+            </a:graphic>
+          </wp:inline>
+        </w:drawing>
+      </w:r>
+    </w:p>
+    <w:p>
+      <w:pPr>
+        <w:spacing w:line="336" w:lineRule="auto" w:after="180"/>
+      </w:pPr>
+      <w:r>
+        <w:rPr>
+          <w:b w:val="0"/>
+        </w:rPr>
+        <w:t xml:space="preserve">Reaching the desired ending is insufficient if the </w:t>
+      </w:r>
+      <w:r>
+        <w:rPr>
+          <w:b/>
+        </w:rPr>
+        <w:t>agent</w:t>
+      </w:r>
+      <w:r>
+        <w:rPr>
+          <w:b w:val="0"/>
+        </w:rPr>
+        <w:t xml:space="preserve"> skipped a required check. Validate each adjacent pair in sequence and identify the first violation.</w:t>
+      </w:r>
+    </w:p>
+    <w:p>
+      <w:pPr>
+        <w:spacing w:line="336" w:lineRule="auto" w:after="180"/>
+      </w:pPr>
+      <w:r>
+        <w:rPr>
+          <w:b w:val="0"/>
+        </w:rPr>
+        <w:t xml:space="preserve">A </w:t>
+      </w:r>
+      <w:r>
+        <w:rPr>
+          <w:b/>
+        </w:rPr>
+        <w:t>state</w:t>
+      </w:r>
+      <w:r>
+        <w:rPr>
+          <w:b w:val="0"/>
+        </w:rPr>
+        <w:t xml:space="preserve"> machine governs control flow; it does not by itself grant permission to call </w:t>
+      </w:r>
+      <w:r>
+        <w:rPr>
+          <w:b/>
+        </w:rPr>
+        <w:t>tool</w:t>
+      </w:r>
+      <w:r>
+        <w:rPr>
+          <w:b w:val="0"/>
+        </w:rPr>
+        <w:t>s or prove retrieved facts correct. Those are separate checks inside the relevant stages.</w:t>
+      </w:r>
+    </w:p>
+    <w:p>
+      <w:pPr>
+        <w:spacing w:line="336" w:lineRule="auto" w:after="180"/>
+      </w:pPr>
+      <w:r>
+        <w:rPr>
+          <w:b w:val="0"/>
+        </w:rPr>
+        <w:t xml:space="preserve">Limit: This toy machine has no retry path; do not invent one or assume real </w:t>
+      </w:r>
+      <w:r>
+        <w:rPr>
+          <w:b/>
+        </w:rPr>
+        <w:t>agent</w:t>
+      </w:r>
+      <w:r>
+        <w:rPr>
+          <w:b w:val="0"/>
+        </w:rPr>
+        <w:t xml:space="preserve">s always follow these </w:t>
+      </w:r>
+      <w:r>
+        <w:rPr>
+          <w:b/>
+        </w:rPr>
+        <w:t>state</w:t>
+      </w:r>
+      <w:r>
+        <w:rPr>
+          <w:b w:val="0"/>
+        </w:rPr>
+        <w:t>s.</w:t>
+      </w:r>
+    </w:p>
+    <w:p>
+      <w:pPr>
+        <w:spacing w:line="336" w:lineRule="auto" w:after="180"/>
+        <w:shd w:fill="F5F1FB"/>
+      </w:pPr>
+      <w:r>
+        <w:rPr>
+          <w:b w:val="0"/>
+        </w:rPr>
+        <w:t>Explain the case, then point to a limit on the claim.</w:t>
+      </w:r>
+    </w:p>
+    <w:p>
+      <w:pPr>
+        <w:pStyle w:val="Heading3"/>
+      </w:pPr>
+      <w:r>
+        <w:t>06. Make the idea visible in your project</w:t>
+      </w:r>
+    </w:p>
+    <w:p>
+      <w:r>
+        <w:drawing>
+          <wp:inline xmlns:a="http://schemas.openxmlformats.org/drawingml/2006/main" xmlns:pic="http://schemas.openxmlformats.org/drawingml/2006/picture">
+            <wp:extent cx="5486400" cy="3380232"/>
+            <wp:docPr id="27" name="Picture 27" descr="Make recommender tool workflows explicit, with bounded retries, validation stages and terminal behavior. Draw your input, deciding step, result and limit. Supported question: Can the assistant accept Trace B because its final state is done?"/>
+            <wp:cNvGraphicFramePr>
+              <a:graphicFrameLocks noChangeAspect="1"/>
+            </wp:cNvGraphicFramePr>
+            <a:graphic>
+              <a:graphicData uri="http://schemas.openxmlformats.org/drawingml/2006/picture">
+                <pic:pic>
+                  <pic:nvPicPr>
+                    <pic:cNvPr id="0" name="academy-story-ai-2-30-06.png"/>
+                    <pic:cNvPicPr/>
+                  </pic:nvPicPr>
+                  <pic:blipFill>
+                    <a:blip r:embed="rId34"/>
+                    <a:stretch>
+                      <a:fillRect/>
+                    </a:stretch>
+                  </pic:blipFill>
+                  <pic:spPr>
+                    <a:xfrm>
+                      <a:off x="0" y="0"/>
+                      <a:ext cx="5486400" cy="3380232"/>
+                    </a:xfrm>
+                    <a:prstGeom prst="rect"/>
+                  </pic:spPr>
+                </pic:pic>
+              </a:graphicData>
+            </a:graphic>
+          </wp:inline>
+        </w:drawing>
+      </w:r>
+    </w:p>
+    <w:p>
+      <w:pPr>
+        <w:spacing w:line="336" w:lineRule="auto" w:after="180"/>
+        <w:shd w:fill="F5F1FB"/>
+      </w:pPr>
+      <w:r>
+        <w:rPr>
+          <w:b w:val="0"/>
+        </w:rPr>
+        <w:t xml:space="preserve">Make recommender </w:t>
+      </w:r>
+      <w:r>
+        <w:rPr>
+          <w:b/>
+        </w:rPr>
+        <w:t>tool</w:t>
+      </w:r>
+      <w:r>
+        <w:rPr>
+          <w:b w:val="0"/>
+        </w:rPr>
+        <w:t xml:space="preserve"> workflows explicit, with bounded retries, validation stages and terminal behavior. Draw your </w:t>
+      </w:r>
+      <w:r>
+        <w:rPr>
+          <w:b/>
+        </w:rPr>
+        <w:t>input</w:t>
+      </w:r>
+      <w:r>
+        <w:rPr>
+          <w:b w:val="0"/>
+        </w:rPr>
+        <w:t>, deciding step, result and limit.</w:t>
+      </w:r>
+    </w:p>
+    <w:p>
+      <w:pPr>
+        <w:spacing w:line="336" w:lineRule="auto" w:after="180"/>
+        <w:shd w:fill="F5F1FB"/>
+      </w:pPr>
+      <w:r>
+        <w:rPr>
+          <w:b w:val="0"/>
+        </w:rPr>
+        <w:t xml:space="preserve">Supported question: Can the assistant accept Trace B because its final </w:t>
+      </w:r>
+      <w:r>
+        <w:rPr>
+          <w:b/>
+        </w:rPr>
+        <w:t>state</w:t>
+      </w:r>
+      <w:r>
+        <w:rPr>
+          <w:b w:val="0"/>
+        </w:rPr>
+        <w:t xml:space="preserve"> is done?</w:t>
+      </w:r>
+    </w:p>
+    <w:p>
+      <w:pPr>
+        <w:spacing w:line="336" w:lineRule="auto" w:after="180"/>
+        <w:shd w:fill="F5F1FB"/>
+      </w:pPr>
+      <w:r>
+        <w:rPr>
+          <w:b w:val="0"/>
+        </w:rPr>
+        <w:t xml:space="preserve">Draw your project trace and justify the deciding step using </w:t>
+      </w:r>
+      <w:r>
+        <w:rPr>
+          <w:b/>
+        </w:rPr>
+        <w:t>evidence</w:t>
+      </w:r>
+      <w:r>
+        <w:rPr>
+          <w:b w:val="0"/>
+        </w:rPr>
+        <w:t>.</w:t>
       </w:r>
     </w:p>
     <w:sectPr>

--- a/downloads/student/ai-2-week-30.docx
+++ b/downloads/student/ai-2-week-30.docx
@@ -1163,7 +1163,7 @@
         <w:rPr>
           <w:b w:val="0"/>
         </w:rPr>
-        <w:t xml:space="preserve">s are ready, looking_up, review, done. ready may start lookup; lookup may finish done or request review; review may finish done after authorised </w:t>
+        <w:t xml:space="preserve">s are ready, looking_up, review, done. ready may enter looking_up; looking_up may enter done or review; review may enter done after authorised </w:t>
       </w:r>
       <w:r>
         <w:rPr>
@@ -1249,7 +1249,7 @@
           </w:tcPr>
           <w:p>
             <w:r>
-              <w:t>States are ready, looking_up, review, done. ready may start lookup; lookup may finish done or request review; review may finish done after authorised evidence. done is terminal. Maximum two lookup attempts.</w:t>
+              <w:t>States are ready, looking_up, review, done. ready may enter looking_up; looking_up may enter done or review; review may enter done after authorised evidence. done is terminal. Maximum two lookup attempts.</w:t>
             </w:r>
           </w:p>
         </w:tc>
@@ -1722,19 +1722,7 @@
         <w:rPr>
           <w:b w:val="0"/>
         </w:rPr>
-        <w:t xml:space="preserve">Change: Add a review </w:t>
-      </w:r>
-      <w:r>
-        <w:rPr>
-          <w:b/>
-        </w:rPr>
-        <w:t>state</w:t>
-      </w:r>
-      <w:r>
-        <w:rPr>
-          <w:b w:val="0"/>
-        </w:rPr>
-        <w:t xml:space="preserve"> between checking and done, without updating Trace A.</w:t>
+        <w:t>Change: Replace the edge checking→done with checking→review and review→done, without updating Trace A.</w:t>
       </w:r>
     </w:p>
     <w:p>
@@ -2828,7 +2816,7 @@
       <w:r>
         <w:drawing>
           <wp:inline xmlns:a="http://schemas.openxmlformats.org/drawingml/2006/main" xmlns:pic="http://schemas.openxmlformats.org/drawingml/2006/picture">
-            <wp:extent cx="5311302" cy="5943600"/>
+            <wp:extent cx="5158853" cy="5943599"/>
             <wp:docPr id="15" name="Picture 15" descr="Agents and Tools. Declare transitions: A state is a named stage; only listed edges are allowed.. Trace A: Every adjacent edge is listed: valid.. Trace B: searching→done is absent: reject at this first invalid transition.. Terminal check: After done, another search requires a separately defined new run."/>
             <wp:cNvGraphicFramePr>
               <a:graphicFrameLocks noChangeAspect="1"/>
@@ -2849,7 +2837,7 @@
                   <pic:spPr>
                     <a:xfrm>
                       <a:off x="0" y="0"/>
-                      <a:ext cx="5311302" cy="5943600"/>
+                      <a:ext cx="5158853" cy="5943599"/>
                     </a:xfrm>
                     <a:prstGeom prst="rect"/>
                   </pic:spPr>
@@ -3174,19 +3162,7 @@
         <w:rPr>
           <w:b w:val="0"/>
         </w:rPr>
-        <w:t xml:space="preserve">Change one thing: Add a review </w:t>
-      </w:r>
-      <w:r>
-        <w:rPr>
-          <w:b/>
-        </w:rPr>
-        <w:t>state</w:t>
-      </w:r>
-      <w:r>
-        <w:rPr>
-          <w:b w:val="0"/>
-        </w:rPr>
-        <w:t xml:space="preserve"> between checking and done, without updating Trace A. Predict the result before checking the explanation. What remains the same?</w:t>
+        <w:t>Change one thing: Replace the edge checking→done with checking→review and review→done, without updating Trace A. Predict the result before checking the explanation. What remains the same?</w:t>
       </w:r>
     </w:p>
     <w:p>
@@ -6916,19 +6892,7 @@
         <w:rPr>
           <w:b w:val="0"/>
         </w:rPr>
-        <w:t xml:space="preserve">Changed-case practice: Add a review </w:t>
-      </w:r>
-      <w:r>
-        <w:rPr>
-          <w:b/>
-        </w:rPr>
-        <w:t>state</w:t>
-      </w:r>
-      <w:r>
-        <w:rPr>
-          <w:b w:val="0"/>
-        </w:rPr>
-        <w:t xml:space="preserve"> between checking and done, without updating Trace A. Which conclusion is supported by the supplied facts?</w:t>
+        <w:t>Changed-case practice: Replace the edge checking→done with checking→review and review→done, without updating Trace A. Which conclusion is supported by the supplied facts?</w:t>
       </w:r>
     </w:p>
     <w:p>
@@ -7525,8 +7489,8 @@
       <w:r>
         <w:drawing>
           <wp:inline xmlns:a="http://schemas.openxmlformats.org/drawingml/2006/main" xmlns:pic="http://schemas.openxmlformats.org/drawingml/2006/picture">
-            <wp:extent cx="5486400" cy="2996184"/>
-            <wp:docPr id="24" name="Picture 24" descr="State machines for bounded agents — evidence trace. Trace ready -&gt; looking_up -&gt; review -&gt; looking_up -&gt; done. | States are ready, looking_up, review, done. ready may start lookup; lookup may finish done or request review; review may finish done after authorised evidence. done is terminal. Maximum two lookup attempts. | review -&gt; looking_up is not allowed by this declared transition table, even if total attempts is two. Reject the transition or explicitly redesign and retest the table."/>
+            <wp:extent cx="5486400" cy="3145536"/>
+            <wp:docPr id="24" name="Picture 24" descr="State machines for bounded agents — evidence trace. Trace ready -&gt; looking_up -&gt; review -&gt; looking_up -&gt; done. | States are ready, looking_up, review, done. ready may enter looking_up; looking_up may enter done or review; review may enter done after authorised evidence. done is terminal. Maximum two lookup attempts. | review -&gt; looking_up is not allowed by this declared transition table, even if total attempts is two. Reject the transition or explicitly redesign and retest the table."/>
             <wp:cNvGraphicFramePr>
               <a:graphicFrameLocks noChangeAspect="1"/>
             </wp:cNvGraphicFramePr>
@@ -7546,7 +7510,7 @@
                   <pic:spPr>
                     <a:xfrm>
                       <a:off x="0" y="0"/>
-                      <a:ext cx="5486400" cy="2996184"/>
+                      <a:ext cx="5486400" cy="3145536"/>
                     </a:xfrm>
                     <a:prstGeom prst="rect"/>
                   </pic:spPr>
@@ -7618,7 +7582,7 @@
         <w:rPr>
           <w:b w:val="0"/>
         </w:rPr>
-        <w:t xml:space="preserve">s are ready, looking_up, review, done. ready may start lookup; lookup may finish done or request review; review may finish done after authorised </w:t>
+        <w:t xml:space="preserve">s are ready, looking_up, review, done. ready may enter looking_up; looking_up may enter done or review; review may enter done after authorised </w:t>
       </w:r>
       <w:r>
         <w:rPr>
@@ -7692,8 +7656,8 @@
       <w:r>
         <w:drawing>
           <wp:inline xmlns:a="http://schemas.openxmlformats.org/drawingml/2006/main" xmlns:pic="http://schemas.openxmlformats.org/drawingml/2006/picture">
-            <wp:extent cx="5486400" cy="3026664"/>
-            <wp:docPr id="25" name="Picture 25" descr="Original case: After done, another search requires a separately defined new run. Changed condition: Add a review state between checking and done, without updating Trace A. Expected result: Trace A becomes invalid at checking→done under the revised table. Reason: A required new transition changes what constitutes a complete run."/>
+            <wp:extent cx="5486400" cy="3041904"/>
+            <wp:docPr id="25" name="Picture 25" descr="Original case: After done, another search requires a separately defined new run. Changed condition: Replace the edge checking→done with checking→review and review→done, without updating Trace A. Expected result: Trace A becomes invalid at checking→done under the revised table. Reason: A required new transition changes what constitutes a complete run."/>
             <wp:cNvGraphicFramePr>
               <a:graphicFrameLocks noChangeAspect="1"/>
             </wp:cNvGraphicFramePr>
@@ -7713,7 +7677,7 @@
                   <pic:spPr>
                     <a:xfrm>
                       <a:off x="0" y="0"/>
-                      <a:ext cx="5486400" cy="3026664"/>
+                      <a:ext cx="5486400" cy="3041904"/>
                     </a:xfrm>
                     <a:prstGeom prst="rect"/>
                   </pic:spPr>
@@ -7732,19 +7696,7 @@
         <w:rPr>
           <w:b w:val="0"/>
         </w:rPr>
-        <w:t xml:space="preserve">Original case: After done, another search requires a separately defined new run. Changed condition: Add a review </w:t>
-      </w:r>
-      <w:r>
-        <w:rPr>
-          <w:b/>
-        </w:rPr>
-        <w:t>state</w:t>
-      </w:r>
-      <w:r>
-        <w:rPr>
-          <w:b w:val="0"/>
-        </w:rPr>
-        <w:t xml:space="preserve"> between checking and done, without updating Trace A.</w:t>
+        <w:t>Original case: After done, another search requires a separately defined new run. Changed condition: Replace the edge checking→done with checking→review and review→done, without updating Trace A.</w:t>
       </w:r>
     </w:p>
     <w:p>
